--- a/templates/QUICK REPORT/DEFECT IR/swg-overview.docx
+++ b/templates/QUICK REPORT/DEFECT IR/swg-overview.docx
@@ -59,7 +59,7 @@
               <w:spacing w:after="0" w:line="240" w:lineRule="auto"/>
               <w:jc w:val="center"/>
               <w:rPr>
-                <w:rFonts w:ascii="Tahoma" w:hAnsi="Tahoma" w:cs="Tahoma"/>
+                <w:rFonts w:cstheme="minorHAnsi"/>
               </w:rPr>
             </w:pPr>
             <w:bookmarkStart w:id="0" w:name="_Hlk192926275"/>
@@ -67,6 +67,7 @@
             <w:bookmarkStart w:id="2" w:name="_Hlk192777971"/>
             <w:r>
               <w:rPr>
+                <w:rFonts w:cstheme="minorHAnsi"/>
                 <w:noProof/>
                 <w:lang w:eastAsia="en-MY"/>
               </w:rPr>
@@ -132,26 +133,14 @@
               <w:spacing w:after="0" w:line="240" w:lineRule="auto"/>
               <w:ind w:left="147"/>
               <w:rPr>
-                <w:rFonts w:ascii="Tahoma" w:hAnsi="Tahoma" w:cs="Tahoma"/>
-              </w:rPr>
-            </w:pPr>
-            <w:r>
-              <w:rPr>
-                <w:rFonts w:ascii="Tahoma" w:hAnsi="Tahoma" w:cs="Tahoma"/>
-              </w:rPr>
-              <w:t>S</w:t>
-            </w:r>
-            <w:r>
-              <w:rPr>
-                <w:rFonts w:ascii="Tahoma" w:hAnsi="Tahoma" w:cs="Tahoma"/>
-              </w:rPr>
-              <w:t>ubs</w:t>
-            </w:r>
-            <w:r>
-              <w:rPr>
-                <w:rFonts w:ascii="Tahoma" w:hAnsi="Tahoma" w:cs="Tahoma"/>
-              </w:rPr>
-              <w:t>tation</w:t>
+                <w:rFonts w:cstheme="minorHAnsi"/>
+              </w:rPr>
+            </w:pPr>
+            <w:r>
+              <w:rPr>
+                <w:rFonts w:cstheme="minorHAnsi"/>
+              </w:rPr>
+              <w:t>Substation</w:t>
             </w:r>
           </w:p>
         </w:tc>
@@ -166,28 +155,14 @@
               <w:spacing w:after="0" w:line="240" w:lineRule="auto"/>
               <w:ind w:left="139"/>
               <w:rPr>
-                <w:rFonts w:ascii="Tahoma" w:hAnsi="Tahoma" w:cs="Tahoma"/>
-              </w:rPr>
-            </w:pPr>
-            <w:r>
-              <w:rPr>
-                <w:rFonts w:ascii="Tahoma" w:hAnsi="Tahoma" w:cs="Tahoma"/>
-              </w:rPr>
-              <w:t xml:space="preserve">{{ </w:t>
-            </w:r>
-            <w:proofErr w:type="spellStart"/>
-            <w:r>
-              <w:rPr>
-                <w:rFonts w:ascii="Tahoma" w:hAnsi="Tahoma" w:cs="Tahoma"/>
-              </w:rPr>
-              <w:t>substation.name_erms</w:t>
-            </w:r>
-            <w:proofErr w:type="spellEnd"/>
-            <w:r>
-              <w:rPr>
-                <w:rFonts w:ascii="Tahoma" w:hAnsi="Tahoma" w:cs="Tahoma"/>
-              </w:rPr>
-              <w:t xml:space="preserve"> }}</w:t>
+                <w:rFonts w:cstheme="minorHAnsi"/>
+              </w:rPr>
+            </w:pPr>
+            <w:r>
+              <w:rPr>
+                <w:rFonts w:cstheme="minorHAnsi"/>
+              </w:rPr>
+              <w:t>{{ substation.name_erms }}</w:t>
             </w:r>
           </w:p>
         </w:tc>
@@ -202,40 +177,20 @@
               <w:spacing w:after="0" w:line="240" w:lineRule="auto"/>
               <w:ind w:left="142"/>
               <w:rPr>
-                <w:rFonts w:ascii="Tahoma" w:hAnsi="Tahoma" w:cs="Tahoma"/>
-              </w:rPr>
-            </w:pPr>
-            <w:r>
-              <w:rPr>
-                <w:rFonts w:ascii="Tahoma" w:hAnsi="Tahoma" w:cs="Tahoma"/>
-              </w:rPr>
-              <w:t>Date:</w:t>
-            </w:r>
-            <w:r>
-              <w:rPr>
-                <w:rFonts w:ascii="Tahoma" w:hAnsi="Tahoma" w:cs="Tahoma"/>
-              </w:rPr>
-              <w:t xml:space="preserve"> </w:t>
-            </w:r>
-            <w:r>
-              <w:rPr>
-                <w:rFonts w:ascii="Tahoma" w:hAnsi="Tahoma" w:cs="Tahoma"/>
-              </w:rPr>
-              <w:t xml:space="preserve">{{ </w:t>
-            </w:r>
-            <w:proofErr w:type="spellStart"/>
-            <w:r>
-              <w:rPr>
-                <w:rFonts w:ascii="Tahoma" w:hAnsi="Tahoma" w:cs="Tahoma"/>
-              </w:rPr>
-              <w:t>substation.date</w:t>
-            </w:r>
-            <w:proofErr w:type="spellEnd"/>
-            <w:r>
-              <w:rPr>
-                <w:rFonts w:ascii="Tahoma" w:hAnsi="Tahoma" w:cs="Tahoma"/>
-              </w:rPr>
-              <w:t xml:space="preserve"> }}</w:t>
+                <w:rFonts w:cstheme="minorHAnsi"/>
+              </w:rPr>
+            </w:pPr>
+            <w:r>
+              <w:rPr>
+                <w:rFonts w:cstheme="minorHAnsi"/>
+              </w:rPr>
+              <w:t xml:space="preserve">Date: </w:t>
+            </w:r>
+            <w:r>
+              <w:rPr>
+                <w:rFonts w:cstheme="minorHAnsi"/>
+              </w:rPr>
+              <w:t>{{ substation.date }}</w:t>
             </w:r>
           </w:p>
         </w:tc>
@@ -253,7 +208,7 @@
               <w:spacing w:after="0" w:line="240" w:lineRule="auto"/>
               <w:jc w:val="center"/>
               <w:rPr>
-                <w:rFonts w:ascii="Tahoma" w:hAnsi="Tahoma" w:cs="Tahoma"/>
+                <w:rFonts w:cstheme="minorHAnsi"/>
                 <w:b/>
                 <w:u w:val="single"/>
               </w:rPr>
@@ -264,18 +219,19 @@
           <w:tcPr>
             <w:tcW w:w="1701" w:type="dxa"/>
             <w:gridSpan w:val="3"/>
+            <w:vAlign w:val="center"/>
           </w:tcPr>
           <w:p>
             <w:pPr>
               <w:spacing w:after="0" w:line="240" w:lineRule="auto"/>
               <w:ind w:left="142"/>
               <w:rPr>
-                <w:rFonts w:ascii="Tahoma" w:hAnsi="Tahoma" w:cs="Tahoma"/>
-              </w:rPr>
-            </w:pPr>
-            <w:r>
-              <w:rPr>
-                <w:rFonts w:ascii="Tahoma" w:hAnsi="Tahoma" w:cs="Tahoma"/>
+                <w:rFonts w:cstheme="minorHAnsi"/>
+              </w:rPr>
+            </w:pPr>
+            <w:r>
+              <w:rPr>
+                <w:rFonts w:cstheme="minorHAnsi"/>
               </w:rPr>
               <w:t>Equipment</w:t>
             </w:r>
@@ -285,35 +241,22 @@
           <w:tcPr>
             <w:tcW w:w="1542" w:type="dxa"/>
             <w:gridSpan w:val="2"/>
+            <w:vAlign w:val="center"/>
           </w:tcPr>
           <w:p>
             <w:pPr>
               <w:spacing w:after="0" w:line="240" w:lineRule="auto"/>
               <w:ind w:left="139"/>
               <w:rPr>
-                <w:rFonts w:ascii="Tahoma" w:hAnsi="Tahoma" w:cs="Tahoma"/>
-                <w:sz w:val="20"/>
-              </w:rPr>
-            </w:pPr>
-            <w:r>
-              <w:rPr>
-                <w:rFonts w:ascii="Tahoma" w:hAnsi="Tahoma" w:cs="Tahoma"/>
-              </w:rPr>
-              <w:t xml:space="preserve">{{ </w:t>
-            </w:r>
-            <w:proofErr w:type="spellStart"/>
-            <w:r>
-              <w:rPr>
-                <w:rFonts w:ascii="Tahoma" w:hAnsi="Tahoma" w:cs="Tahoma"/>
-              </w:rPr>
-              <w:t>swg.type</w:t>
-            </w:r>
-            <w:proofErr w:type="spellEnd"/>
-            <w:r>
-              <w:rPr>
-                <w:rFonts w:ascii="Tahoma" w:hAnsi="Tahoma" w:cs="Tahoma"/>
-              </w:rPr>
-              <w:t xml:space="preserve"> }}</w:t>
+                <w:rFonts w:cstheme="minorHAnsi"/>
+                <w:sz w:val="20"/>
+              </w:rPr>
+            </w:pPr>
+            <w:r>
+              <w:rPr>
+                <w:rFonts w:cstheme="minorHAnsi"/>
+              </w:rPr>
+              <w:t>{{ swg.type }}</w:t>
             </w:r>
           </w:p>
         </w:tc>
@@ -321,18 +264,19 @@
           <w:tcPr>
             <w:tcW w:w="1718" w:type="dxa"/>
             <w:gridSpan w:val="9"/>
+            <w:vAlign w:val="center"/>
           </w:tcPr>
           <w:p>
             <w:pPr>
               <w:spacing w:after="0" w:line="240" w:lineRule="auto"/>
               <w:ind w:left="139"/>
               <w:rPr>
-                <w:rFonts w:ascii="Tahoma" w:hAnsi="Tahoma" w:cs="Tahoma"/>
-              </w:rPr>
-            </w:pPr>
-            <w:r>
-              <w:rPr>
-                <w:rFonts w:ascii="Tahoma" w:hAnsi="Tahoma" w:cs="Tahoma"/>
+                <w:rFonts w:cstheme="minorHAnsi"/>
+              </w:rPr>
+            </w:pPr>
+            <w:r>
+              <w:rPr>
+                <w:rFonts w:cstheme="minorHAnsi"/>
               </w:rPr>
               <w:t>Manufacturer</w:t>
             </w:r>
@@ -342,34 +286,21 @@
           <w:tcPr>
             <w:tcW w:w="1560" w:type="dxa"/>
             <w:gridSpan w:val="2"/>
+            <w:vAlign w:val="center"/>
           </w:tcPr>
           <w:p>
             <w:pPr>
               <w:spacing w:after="0" w:line="240" w:lineRule="auto"/>
               <w:ind w:left="139"/>
               <w:rPr>
-                <w:rFonts w:ascii="Tahoma" w:hAnsi="Tahoma" w:cs="Tahoma"/>
-              </w:rPr>
-            </w:pPr>
-            <w:r>
-              <w:rPr>
-                <w:rFonts w:ascii="Tahoma" w:hAnsi="Tahoma" w:cs="Tahoma"/>
-              </w:rPr>
-              <w:t xml:space="preserve">{{ </w:t>
-            </w:r>
-            <w:proofErr w:type="spellStart"/>
-            <w:r>
-              <w:rPr>
-                <w:rFonts w:ascii="Tahoma" w:hAnsi="Tahoma" w:cs="Tahoma"/>
-              </w:rPr>
-              <w:t>swg.manufacturer</w:t>
-            </w:r>
-            <w:proofErr w:type="spellEnd"/>
-            <w:r>
-              <w:rPr>
-                <w:rFonts w:ascii="Tahoma" w:hAnsi="Tahoma" w:cs="Tahoma"/>
-              </w:rPr>
-              <w:t xml:space="preserve"> }}</w:t>
+                <w:rFonts w:cstheme="minorHAnsi"/>
+              </w:rPr>
+            </w:pPr>
+            <w:r>
+              <w:rPr>
+                <w:rFonts w:cstheme="minorHAnsi"/>
+              </w:rPr>
+              <w:t>{{ swg.manufacturer }}</w:t>
             </w:r>
           </w:p>
         </w:tc>
@@ -377,40 +308,27 @@
           <w:tcPr>
             <w:tcW w:w="1984" w:type="dxa"/>
             <w:gridSpan w:val="5"/>
+            <w:vAlign w:val="center"/>
           </w:tcPr>
           <w:p>
             <w:pPr>
               <w:spacing w:after="0" w:line="240" w:lineRule="auto"/>
               <w:ind w:left="142"/>
               <w:rPr>
-                <w:rFonts w:ascii="Tahoma" w:hAnsi="Tahoma" w:cs="Tahoma"/>
-              </w:rPr>
-            </w:pPr>
-            <w:r>
-              <w:rPr>
-                <w:rFonts w:ascii="Tahoma" w:hAnsi="Tahoma" w:cs="Tahoma"/>
+                <w:rFonts w:cstheme="minorHAnsi"/>
+              </w:rPr>
+            </w:pPr>
+            <w:r>
+              <w:rPr>
+                <w:rFonts w:cstheme="minorHAnsi"/>
               </w:rPr>
               <w:t xml:space="preserve">Time: </w:t>
             </w:r>
             <w:r>
               <w:rPr>
-                <w:rFonts w:ascii="Tahoma" w:hAnsi="Tahoma" w:cs="Tahoma"/>
-              </w:rPr>
-              <w:t xml:space="preserve">{{ </w:t>
-            </w:r>
-            <w:proofErr w:type="spellStart"/>
-            <w:r>
-              <w:rPr>
-                <w:rFonts w:ascii="Tahoma" w:hAnsi="Tahoma" w:cs="Tahoma"/>
-              </w:rPr>
-              <w:t>substation.time</w:t>
-            </w:r>
-            <w:proofErr w:type="spellEnd"/>
-            <w:r>
-              <w:rPr>
-                <w:rFonts w:ascii="Tahoma" w:hAnsi="Tahoma" w:cs="Tahoma"/>
-              </w:rPr>
-              <w:t xml:space="preserve"> }}</w:t>
+                <w:rFonts w:cstheme="minorHAnsi"/>
+              </w:rPr>
+              <w:t>{{ substation.time }}</w:t>
             </w:r>
           </w:p>
         </w:tc>
@@ -427,7 +345,7 @@
             <w:pPr>
               <w:spacing w:after="0" w:line="240" w:lineRule="auto"/>
               <w:rPr>
-                <w:rFonts w:ascii="Tahoma" w:hAnsi="Tahoma" w:cs="Tahoma"/>
+                <w:rFonts w:cstheme="minorHAnsi"/>
                 <w:b/>
                 <w:u w:val="single"/>
               </w:rPr>
@@ -438,18 +356,19 @@
           <w:tcPr>
             <w:tcW w:w="1701" w:type="dxa"/>
             <w:gridSpan w:val="3"/>
+            <w:vAlign w:val="center"/>
           </w:tcPr>
           <w:p>
             <w:pPr>
               <w:spacing w:after="0" w:line="240" w:lineRule="auto"/>
               <w:ind w:left="142"/>
               <w:rPr>
-                <w:rFonts w:ascii="Tahoma" w:hAnsi="Tahoma" w:cs="Tahoma"/>
-              </w:rPr>
-            </w:pPr>
-            <w:r>
-              <w:rPr>
-                <w:rFonts w:ascii="Tahoma" w:hAnsi="Tahoma" w:cs="Tahoma"/>
+                <w:rFonts w:cstheme="minorHAnsi"/>
+              </w:rPr>
+            </w:pPr>
+            <w:r>
+              <w:rPr>
+                <w:rFonts w:cstheme="minorHAnsi"/>
               </w:rPr>
               <w:t>Model</w:t>
             </w:r>
@@ -459,34 +378,21 @@
           <w:tcPr>
             <w:tcW w:w="1542" w:type="dxa"/>
             <w:gridSpan w:val="2"/>
+            <w:vAlign w:val="center"/>
           </w:tcPr>
           <w:p>
             <w:pPr>
               <w:spacing w:after="0" w:line="240" w:lineRule="auto"/>
               <w:ind w:left="139"/>
               <w:rPr>
-                <w:rFonts w:ascii="Tahoma" w:hAnsi="Tahoma" w:cs="Tahoma"/>
-              </w:rPr>
-            </w:pPr>
-            <w:r>
-              <w:rPr>
-                <w:rFonts w:ascii="Tahoma" w:hAnsi="Tahoma" w:cs="Tahoma"/>
-              </w:rPr>
-              <w:t xml:space="preserve">{{ </w:t>
-            </w:r>
-            <w:proofErr w:type="spellStart"/>
-            <w:r>
-              <w:rPr>
-                <w:rFonts w:ascii="Tahoma" w:hAnsi="Tahoma" w:cs="Tahoma"/>
-              </w:rPr>
-              <w:t>swg.model</w:t>
-            </w:r>
-            <w:proofErr w:type="spellEnd"/>
-            <w:r>
-              <w:rPr>
-                <w:rFonts w:ascii="Tahoma" w:hAnsi="Tahoma" w:cs="Tahoma"/>
-              </w:rPr>
-              <w:t xml:space="preserve"> }}</w:t>
+                <w:rFonts w:cstheme="minorHAnsi"/>
+              </w:rPr>
+            </w:pPr>
+            <w:r>
+              <w:rPr>
+                <w:rFonts w:cstheme="minorHAnsi"/>
+              </w:rPr>
+              <w:t>{{ swg.model }}</w:t>
             </w:r>
           </w:p>
         </w:tc>
@@ -494,18 +400,19 @@
           <w:tcPr>
             <w:tcW w:w="1718" w:type="dxa"/>
             <w:gridSpan w:val="9"/>
+            <w:vAlign w:val="center"/>
           </w:tcPr>
           <w:p>
             <w:pPr>
               <w:spacing w:after="0" w:line="240" w:lineRule="auto"/>
               <w:ind w:left="139"/>
               <w:rPr>
-                <w:rFonts w:ascii="Tahoma" w:hAnsi="Tahoma" w:cs="Tahoma"/>
-              </w:rPr>
-            </w:pPr>
-            <w:r>
-              <w:rPr>
-                <w:rFonts w:ascii="Tahoma" w:hAnsi="Tahoma" w:cs="Tahoma"/>
+                <w:rFonts w:cstheme="minorHAnsi"/>
+              </w:rPr>
+            </w:pPr>
+            <w:r>
+              <w:rPr>
+                <w:rFonts w:cstheme="minorHAnsi"/>
               </w:rPr>
               <w:t>Rating</w:t>
             </w:r>
@@ -515,37 +422,22 @@
           <w:tcPr>
             <w:tcW w:w="1560" w:type="dxa"/>
             <w:gridSpan w:val="2"/>
+            <w:vAlign w:val="center"/>
           </w:tcPr>
           <w:p>
             <w:pPr>
               <w:spacing w:after="0" w:line="240" w:lineRule="auto"/>
               <w:ind w:left="139"/>
               <w:rPr>
-                <w:rFonts w:ascii="Tahoma" w:hAnsi="Tahoma" w:cs="Tahoma"/>
-              </w:rPr>
-            </w:pPr>
-            <w:r>
-              <w:rPr>
-                <w:rFonts w:ascii="Tahoma" w:hAnsi="Tahoma" w:cs="Tahoma"/>
+                <w:rFonts w:cstheme="minorHAnsi"/>
+              </w:rPr>
+            </w:pPr>
+            <w:r>
+              <w:rPr>
+                <w:rFonts w:cstheme="minorHAnsi"/>
                 <w:color w:val="000000"/>
               </w:rPr>
-              <w:t xml:space="preserve">{{ </w:t>
-            </w:r>
-            <w:proofErr w:type="spellStart"/>
-            <w:r>
-              <w:rPr>
-                <w:rFonts w:ascii="Tahoma" w:hAnsi="Tahoma" w:cs="Tahoma"/>
-                <w:color w:val="000000"/>
-              </w:rPr>
-              <w:t>swg.rating</w:t>
-            </w:r>
-            <w:proofErr w:type="spellEnd"/>
-            <w:r>
-              <w:rPr>
-                <w:rFonts w:ascii="Tahoma" w:hAnsi="Tahoma" w:cs="Tahoma"/>
-                <w:color w:val="000000"/>
-              </w:rPr>
-              <w:t xml:space="preserve"> }}</w:t>
+              <w:t>{{ swg.rating }}</w:t>
             </w:r>
           </w:p>
         </w:tc>
@@ -553,40 +445,27 @@
           <w:tcPr>
             <w:tcW w:w="1984" w:type="dxa"/>
             <w:gridSpan w:val="5"/>
+            <w:vAlign w:val="center"/>
           </w:tcPr>
           <w:p>
             <w:pPr>
               <w:spacing w:after="0" w:line="240" w:lineRule="auto"/>
               <w:ind w:left="142"/>
               <w:rPr>
-                <w:rFonts w:ascii="Tahoma" w:hAnsi="Tahoma" w:cs="Tahoma"/>
-              </w:rPr>
-            </w:pPr>
-            <w:r>
-              <w:rPr>
-                <w:rFonts w:ascii="Tahoma" w:hAnsi="Tahoma" w:cs="Tahoma"/>
+                <w:rFonts w:cstheme="minorHAnsi"/>
+              </w:rPr>
+            </w:pPr>
+            <w:r>
+              <w:rPr>
+                <w:rFonts w:cstheme="minorHAnsi"/>
               </w:rPr>
               <w:t xml:space="preserve">Humidity: </w:t>
             </w:r>
             <w:r>
               <w:rPr>
-                <w:rFonts w:ascii="Tahoma" w:hAnsi="Tahoma" w:cs="Tahoma"/>
-              </w:rPr>
-              <w:t xml:space="preserve">{{ </w:t>
-            </w:r>
-            <w:proofErr w:type="spellStart"/>
-            <w:r>
-              <w:rPr>
-                <w:rFonts w:ascii="Tahoma" w:hAnsi="Tahoma" w:cs="Tahoma"/>
-              </w:rPr>
-              <w:t>substation.humidity</w:t>
-            </w:r>
-            <w:proofErr w:type="spellEnd"/>
-            <w:r>
-              <w:rPr>
-                <w:rFonts w:ascii="Tahoma" w:hAnsi="Tahoma" w:cs="Tahoma"/>
-              </w:rPr>
-              <w:t xml:space="preserve"> }}</w:t>
+                <w:rFonts w:cstheme="minorHAnsi"/>
+              </w:rPr>
+              <w:t>{{ substation.humidity }}</w:t>
             </w:r>
           </w:p>
         </w:tc>
@@ -603,7 +482,7 @@
             <w:pPr>
               <w:spacing w:after="0" w:line="240" w:lineRule="auto"/>
               <w:rPr>
-                <w:rFonts w:ascii="Tahoma" w:hAnsi="Tahoma" w:cs="Tahoma"/>
+                <w:rFonts w:cstheme="minorHAnsi"/>
                 <w:b/>
                 <w:u w:val="single"/>
               </w:rPr>
@@ -614,18 +493,19 @@
           <w:tcPr>
             <w:tcW w:w="1701" w:type="dxa"/>
             <w:gridSpan w:val="3"/>
+            <w:vAlign w:val="center"/>
           </w:tcPr>
           <w:p>
             <w:pPr>
               <w:spacing w:after="0" w:line="240" w:lineRule="auto"/>
               <w:ind w:left="142"/>
               <w:rPr>
-                <w:rFonts w:ascii="Tahoma" w:hAnsi="Tahoma" w:cs="Tahoma"/>
-              </w:rPr>
-            </w:pPr>
-            <w:r>
-              <w:rPr>
-                <w:rFonts w:ascii="Tahoma" w:hAnsi="Tahoma" w:cs="Tahoma"/>
+                <w:rFonts w:cstheme="minorHAnsi"/>
+              </w:rPr>
+            </w:pPr>
+            <w:r>
+              <w:rPr>
+                <w:rFonts w:cstheme="minorHAnsi"/>
               </w:rPr>
               <w:t>Area</w:t>
             </w:r>
@@ -635,34 +515,21 @@
           <w:tcPr>
             <w:tcW w:w="3260" w:type="dxa"/>
             <w:gridSpan w:val="11"/>
+            <w:vAlign w:val="center"/>
           </w:tcPr>
           <w:p>
             <w:pPr>
               <w:spacing w:after="0" w:line="240" w:lineRule="auto"/>
               <w:ind w:left="139"/>
               <w:rPr>
-                <w:rFonts w:ascii="Tahoma" w:hAnsi="Tahoma" w:cs="Tahoma"/>
-              </w:rPr>
-            </w:pPr>
-            <w:r>
-              <w:rPr>
-                <w:rFonts w:ascii="Tahoma" w:hAnsi="Tahoma" w:cs="Tahoma"/>
-              </w:rPr>
-              <w:t xml:space="preserve">{{ </w:t>
-            </w:r>
-            <w:proofErr w:type="spellStart"/>
-            <w:r>
-              <w:rPr>
-                <w:rFonts w:ascii="Tahoma" w:hAnsi="Tahoma" w:cs="Tahoma"/>
-              </w:rPr>
-              <w:t>swg.area</w:t>
-            </w:r>
-            <w:proofErr w:type="spellEnd"/>
-            <w:r>
-              <w:rPr>
-                <w:rFonts w:ascii="Tahoma" w:hAnsi="Tahoma" w:cs="Tahoma"/>
-              </w:rPr>
-              <w:t xml:space="preserve"> }}</w:t>
+                <w:rFonts w:cstheme="minorHAnsi"/>
+              </w:rPr>
+            </w:pPr>
+            <w:r>
+              <w:rPr>
+                <w:rFonts w:cstheme="minorHAnsi"/>
+              </w:rPr>
+              <w:t>{{ swg.area }}</w:t>
             </w:r>
           </w:p>
         </w:tc>
@@ -670,18 +537,19 @@
           <w:tcPr>
             <w:tcW w:w="1560" w:type="dxa"/>
             <w:gridSpan w:val="2"/>
+            <w:vAlign w:val="center"/>
           </w:tcPr>
           <w:p>
             <w:pPr>
               <w:spacing w:after="0" w:line="240" w:lineRule="auto"/>
               <w:ind w:left="139"/>
               <w:rPr>
-                <w:rFonts w:ascii="Tahoma" w:hAnsi="Tahoma" w:cs="Tahoma"/>
-              </w:rPr>
-            </w:pPr>
-            <w:r>
-              <w:rPr>
-                <w:rFonts w:ascii="Tahoma" w:hAnsi="Tahoma" w:cs="Tahoma"/>
+                <w:rFonts w:cstheme="minorHAnsi"/>
+              </w:rPr>
+            </w:pPr>
+            <w:r>
+              <w:rPr>
+                <w:rFonts w:cstheme="minorHAnsi"/>
               </w:rPr>
               <w:t>Panel No.</w:t>
             </w:r>
@@ -691,18 +559,19 @@
           <w:tcPr>
             <w:tcW w:w="1984" w:type="dxa"/>
             <w:gridSpan w:val="5"/>
+            <w:vAlign w:val="center"/>
           </w:tcPr>
           <w:p>
             <w:pPr>
               <w:spacing w:after="0" w:line="240" w:lineRule="auto"/>
               <w:ind w:left="142"/>
               <w:rPr>
-                <w:rFonts w:ascii="Tahoma" w:hAnsi="Tahoma" w:cs="Tahoma"/>
-              </w:rPr>
-            </w:pPr>
-            <w:r>
-              <w:rPr>
-                <w:rFonts w:ascii="Tahoma" w:hAnsi="Tahoma" w:cs="Tahoma"/>
+                <w:rFonts w:cstheme="minorHAnsi"/>
+              </w:rPr>
+            </w:pPr>
+            <w:r>
+              <w:rPr>
+                <w:rFonts w:cstheme="minorHAnsi"/>
               </w:rPr>
               <w:t>-</w:t>
             </w:r>
@@ -724,12 +593,12 @@
               <w:spacing w:after="0" w:line="240" w:lineRule="auto"/>
               <w:jc w:val="center"/>
               <w:rPr>
-                <w:rFonts w:ascii="Tahoma" w:hAnsi="Tahoma" w:cs="Tahoma"/>
-              </w:rPr>
-            </w:pPr>
-            <w:r>
-              <w:rPr>
-                <w:rFonts w:ascii="Tahoma" w:hAnsi="Tahoma" w:cs="Tahoma"/>
+                <w:rFonts w:cstheme="minorHAnsi"/>
+              </w:rPr>
+            </w:pPr>
+            <w:r>
+              <w:rPr>
+                <w:rFonts w:cstheme="minorHAnsi"/>
               </w:rPr>
               <w:t>Panel Name</w:t>
             </w:r>
@@ -749,12 +618,12 @@
               <w:spacing w:after="0" w:line="240" w:lineRule="auto"/>
               <w:ind w:left="142"/>
               <w:rPr>
-                <w:rFonts w:ascii="Tahoma" w:hAnsi="Tahoma" w:cs="Tahoma"/>
-              </w:rPr>
-            </w:pPr>
-            <w:r>
-              <w:rPr>
-                <w:rFonts w:ascii="Tahoma" w:hAnsi="Tahoma" w:cs="Tahoma"/>
+                <w:rFonts w:cstheme="minorHAnsi"/>
+              </w:rPr>
+            </w:pPr>
+            <w:r>
+              <w:rPr>
+                <w:rFonts w:cstheme="minorHAnsi"/>
               </w:rPr>
               <w:t>-</w:t>
             </w:r>
@@ -775,7 +644,7 @@
             <w:pPr>
               <w:spacing w:after="0" w:line="240" w:lineRule="auto"/>
               <w:rPr>
-                <w:rFonts w:ascii="Tahoma" w:hAnsi="Tahoma" w:cs="Tahoma"/>
+                <w:rFonts w:cstheme="minorHAnsi"/>
                 <w:b/>
                 <w:sz w:val="16"/>
                 <w:u w:val="single"/>
@@ -797,7 +666,7 @@
             <w:pPr>
               <w:spacing w:after="0" w:line="240" w:lineRule="auto"/>
               <w:rPr>
-                <w:rFonts w:ascii="Tahoma" w:hAnsi="Tahoma" w:cs="Tahoma"/>
+                <w:rFonts w:cstheme="minorHAnsi"/>
                 <w:b/>
                 <w:sz w:val="10"/>
                 <w:szCs w:val="16"/>
@@ -821,7 +690,7 @@
             <w:pPr>
               <w:spacing w:after="0" w:line="240" w:lineRule="auto"/>
               <w:rPr>
-                <w:rFonts w:ascii="Tahoma" w:hAnsi="Tahoma" w:cs="Tahoma"/>
+                <w:rFonts w:cstheme="minorHAnsi"/>
                 <w:b/>
                 <w:sz w:val="10"/>
                 <w:szCs w:val="16"/>
@@ -843,7 +712,7 @@
             <w:pPr>
               <w:spacing w:after="0" w:line="240" w:lineRule="auto"/>
               <w:rPr>
-                <w:rFonts w:ascii="Tahoma" w:hAnsi="Tahoma" w:cs="Tahoma"/>
+                <w:rFonts w:cstheme="minorHAnsi"/>
                 <w:b/>
                 <w:sz w:val="10"/>
                 <w:szCs w:val="16"/>
@@ -866,7 +735,7 @@
             <w:pPr>
               <w:spacing w:after="0" w:line="240" w:lineRule="auto"/>
               <w:rPr>
-                <w:rFonts w:ascii="Tahoma" w:hAnsi="Tahoma" w:cs="Tahoma"/>
+                <w:rFonts w:cstheme="minorHAnsi"/>
                 <w:b/>
                 <w:u w:val="single"/>
               </w:rPr>
@@ -887,12 +756,12 @@
               <w:spacing w:after="0" w:line="240" w:lineRule="auto"/>
               <w:jc w:val="center"/>
               <w:rPr>
-                <w:rFonts w:ascii="Tahoma" w:hAnsi="Tahoma" w:cs="Tahoma"/>
-              </w:rPr>
-            </w:pPr>
-            <w:r>
-              <w:rPr>
-                <w:rFonts w:ascii="Tahoma" w:hAnsi="Tahoma" w:cs="Tahoma"/>
+                <w:rFonts w:cstheme="minorHAnsi"/>
+              </w:rPr>
+            </w:pPr>
+            <w:r>
+              <w:rPr>
+                <w:rFonts w:cstheme="minorHAnsi"/>
                 <w:b/>
               </w:rPr>
               <w:t>IR IMAGE</w:t>
@@ -915,7 +784,7 @@
               <w:spacing w:after="0" w:line="240" w:lineRule="auto"/>
               <w:jc w:val="center"/>
               <w:rPr>
-                <w:rFonts w:ascii="Tahoma" w:hAnsi="Tahoma" w:cs="Tahoma"/>
+                <w:rFonts w:cstheme="minorHAnsi"/>
                 <w:b/>
                 <w:u w:val="single"/>
               </w:rPr>
@@ -938,7 +807,7 @@
               <w:spacing w:after="0" w:line="240" w:lineRule="auto"/>
               <w:jc w:val="center"/>
               <w:rPr>
-                <w:rFonts w:ascii="Tahoma" w:hAnsi="Tahoma" w:cs="Tahoma"/>
+                <w:rFonts w:cstheme="minorHAnsi"/>
                 <w:b/>
                 <w:u w:val="single"/>
               </w:rPr>
@@ -959,13 +828,13 @@
               <w:spacing w:after="0" w:line="240" w:lineRule="auto"/>
               <w:jc w:val="center"/>
               <w:rPr>
-                <w:rFonts w:ascii="Tahoma" w:hAnsi="Tahoma" w:cs="Tahoma"/>
-                <w:b/>
-              </w:rPr>
-            </w:pPr>
-            <w:r>
-              <w:rPr>
-                <w:rFonts w:ascii="Tahoma" w:hAnsi="Tahoma" w:cs="Tahoma"/>
+                <w:rFonts w:cstheme="minorHAnsi"/>
+                <w:b/>
+              </w:rPr>
+            </w:pPr>
+            <w:r>
+              <w:rPr>
+                <w:rFonts w:cstheme="minorHAnsi"/>
                 <w:b/>
               </w:rPr>
               <w:t>VISUAL IMAGE</w:t>
@@ -984,7 +853,7 @@
             <w:pPr>
               <w:spacing w:after="0" w:line="240" w:lineRule="auto"/>
               <w:rPr>
-                <w:rFonts w:ascii="Tahoma" w:hAnsi="Tahoma" w:cs="Tahoma"/>
+                <w:rFonts w:cstheme="minorHAnsi"/>
                 <w:b/>
                 <w:u w:val="single"/>
               </w:rPr>
@@ -1006,7 +875,7 @@
             <w:pPr>
               <w:spacing w:after="0" w:line="240" w:lineRule="auto"/>
               <w:rPr>
-                <w:rFonts w:ascii="Tahoma" w:hAnsi="Tahoma" w:cs="Tahoma"/>
+                <w:rFonts w:cstheme="minorHAnsi"/>
                 <w:b/>
                 <w:sz w:val="10"/>
                 <w:szCs w:val="16"/>
@@ -1030,7 +899,7 @@
             <w:pPr>
               <w:spacing w:after="0" w:line="240" w:lineRule="auto"/>
               <w:rPr>
-                <w:rFonts w:ascii="Tahoma" w:hAnsi="Tahoma" w:cs="Tahoma"/>
+                <w:rFonts w:cstheme="minorHAnsi"/>
                 <w:b/>
                 <w:sz w:val="10"/>
                 <w:szCs w:val="16"/>
@@ -1053,7 +922,7 @@
             <w:pPr>
               <w:spacing w:after="0" w:line="240" w:lineRule="auto"/>
               <w:rPr>
-                <w:rFonts w:ascii="Tahoma" w:hAnsi="Tahoma" w:cs="Tahoma"/>
+                <w:rFonts w:cstheme="minorHAnsi"/>
                 <w:b/>
                 <w:sz w:val="10"/>
                 <w:szCs w:val="16"/>
@@ -1079,7 +948,7 @@
             <w:pPr>
               <w:spacing w:after="0" w:line="240" w:lineRule="auto"/>
               <w:rPr>
-                <w:rFonts w:ascii="Tahoma" w:hAnsi="Tahoma" w:cs="Tahoma"/>
+                <w:rFonts w:cstheme="minorHAnsi"/>
                 <w:b/>
                 <w:sz w:val="10"/>
                 <w:szCs w:val="16"/>
@@ -1102,13 +971,13 @@
               <w:spacing w:after="0" w:line="240" w:lineRule="auto"/>
               <w:jc w:val="center"/>
               <w:rPr>
-                <w:rFonts w:ascii="Tahoma" w:hAnsi="Tahoma" w:cs="Tahoma"/>
-                <w:b/>
-              </w:rPr>
-            </w:pPr>
-            <w:r>
-              <w:rPr>
-                <w:rFonts w:ascii="Tahoma" w:eastAsia="Calibri" w:hAnsi="Tahoma" w:cs="Tahoma"/>
+                <w:rFonts w:cstheme="minorHAnsi"/>
+                <w:b/>
+              </w:rPr>
+            </w:pPr>
+            <w:r>
+              <w:rPr>
+                <w:rFonts w:eastAsia="Calibri" w:cstheme="minorHAnsi"/>
                 <w:b/>
                 <w:kern w:val="0"/>
                 <w14:ligatures w14:val="none"/>
@@ -1133,10 +1002,10 @@
                   <v:path o:extrusionok="f" gradientshapeok="t" o:connecttype="rect"/>
                   <o:lock v:ext="edit" aspectratio="t"/>
                 </v:shapetype>
-                <v:shape id="_x0000_i1030" type="#_x0000_t75" style="width:237.65pt;height:147.5pt" o:ole="">
+                <v:shape id="_x0000_i1029" type="#_x0000_t75" style="width:237.85pt;height:147.55pt" o:ole="">
                   <v:imagedata r:id="rId7" o:title="" croptop="1206f" cropbottom="3617f" cropleft="781f" cropright="781f"/>
                 </v:shape>
-                <w:control r:id="rId8" w:name="CIRViewer121111" w:shapeid="_x0000_i1030"/>
+                <w:control r:id="rId8" w:name="CIRViewer121111" w:shapeid="_x0000_i1029"/>
               </w:object>
             </w:r>
           </w:p>
@@ -1157,7 +1026,7 @@
               <w:spacing w:after="0" w:line="240" w:lineRule="auto"/>
               <w:jc w:val="center"/>
               <w:rPr>
-                <w:rFonts w:ascii="Tahoma" w:hAnsi="Tahoma" w:cs="Tahoma"/>
+                <w:rFonts w:cstheme="minorHAnsi"/>
                 <w:b/>
                 <w:u w:val="single"/>
               </w:rPr>
@@ -1180,7 +1049,7 @@
               <w:spacing w:after="0" w:line="240" w:lineRule="auto"/>
               <w:jc w:val="center"/>
               <w:rPr>
-                <w:rFonts w:ascii="Tahoma" w:hAnsi="Tahoma" w:cs="Tahoma"/>
+                <w:rFonts w:cstheme="minorHAnsi"/>
                 <w:b/>
                 <w:u w:val="single"/>
               </w:rPr>
@@ -1201,49 +1070,14 @@
               <w:spacing w:after="0" w:line="240" w:lineRule="auto"/>
               <w:jc w:val="center"/>
               <w:rPr>
-                <w:rFonts w:ascii="Tahoma" w:hAnsi="Tahoma" w:cs="Tahoma"/>
-              </w:rPr>
-            </w:pPr>
-            <w:r>
-              <w:rPr>
-                <w:rFonts w:ascii="Tahoma" w:hAnsi="Tahoma" w:cs="Tahoma"/>
-                <w:noProof/>
-              </w:rPr>
-              <w:drawing>
-                <wp:inline distT="0" distB="0" distL="0" distR="0" wp14:anchorId="3AAC234B" wp14:editId="78D2D92C">
-                  <wp:extent cx="2526030" cy="2052320"/>
-                  <wp:effectExtent l="0" t="0" r="7620" b="5080"/>
-                  <wp:docPr id="1403791675" name="Picture 1"/>
-                  <wp:cNvGraphicFramePr>
-                    <a:graphicFrameLocks xmlns:a="http://schemas.openxmlformats.org/drawingml/2006/main" noChangeAspect="1"/>
-                  </wp:cNvGraphicFramePr>
-                  <a:graphic xmlns:a="http://schemas.openxmlformats.org/drawingml/2006/main">
-                    <a:graphicData uri="http://schemas.openxmlformats.org/drawingml/2006/picture">
-                      <pic:pic xmlns:pic="http://schemas.openxmlformats.org/drawingml/2006/picture">
-                        <pic:nvPicPr>
-                          <pic:cNvPr id="1403791675" name=""/>
-                          <pic:cNvPicPr/>
-                        </pic:nvPicPr>
-                        <pic:blipFill>
-                          <a:blip r:embed="rId9"/>
-                          <a:stretch>
-                            <a:fillRect/>
-                          </a:stretch>
-                        </pic:blipFill>
-                        <pic:spPr>
-                          <a:xfrm>
-                            <a:off x="0" y="0"/>
-                            <a:ext cx="2526030" cy="2052320"/>
-                          </a:xfrm>
-                          <a:prstGeom prst="rect">
-                            <a:avLst/>
-                          </a:prstGeom>
-                        </pic:spPr>
-                      </pic:pic>
-                    </a:graphicData>
-                  </a:graphic>
-                </wp:inline>
-              </w:drawing>
+                <w:rFonts w:cstheme="minorHAnsi"/>
+              </w:rPr>
+            </w:pPr>
+            <w:r>
+              <w:rPr>
+                <w:rFonts w:cstheme="minorHAnsi"/>
+              </w:rPr>
+              <w:t>{{ visual.image }}</w:t>
             </w:r>
           </w:p>
         </w:tc>
@@ -1260,7 +1094,7 @@
             <w:pPr>
               <w:spacing w:after="0" w:line="240" w:lineRule="auto"/>
               <w:rPr>
-                <w:rFonts w:ascii="Tahoma" w:hAnsi="Tahoma" w:cs="Tahoma"/>
+                <w:rFonts w:cstheme="minorHAnsi"/>
                 <w:b/>
                 <w:sz w:val="10"/>
                 <w:szCs w:val="16"/>
@@ -1284,7 +1118,7 @@
             <w:pPr>
               <w:spacing w:after="0" w:line="240" w:lineRule="auto"/>
               <w:rPr>
-                <w:rFonts w:ascii="Tahoma" w:hAnsi="Tahoma" w:cs="Tahoma"/>
+                <w:rFonts w:cstheme="minorHAnsi"/>
                 <w:b/>
                 <w:sz w:val="10"/>
                 <w:u w:val="single"/>
@@ -1307,7 +1141,7 @@
             <w:pPr>
               <w:spacing w:after="0" w:line="240" w:lineRule="auto"/>
               <w:rPr>
-                <w:rFonts w:ascii="Tahoma" w:hAnsi="Tahoma" w:cs="Tahoma"/>
+                <w:rFonts w:cstheme="minorHAnsi"/>
                 <w:b/>
                 <w:sz w:val="10"/>
                 <w:u w:val="single"/>
@@ -1328,7 +1162,7 @@
             <w:pPr>
               <w:spacing w:after="0" w:line="240" w:lineRule="auto"/>
               <w:rPr>
-                <w:rFonts w:ascii="Tahoma" w:hAnsi="Tahoma" w:cs="Tahoma"/>
+                <w:rFonts w:cstheme="minorHAnsi"/>
                 <w:b/>
                 <w:sz w:val="10"/>
                 <w:u w:val="single"/>
@@ -1350,7 +1184,7 @@
             <w:pPr>
               <w:spacing w:after="0" w:line="240" w:lineRule="auto"/>
               <w:rPr>
-                <w:rFonts w:ascii="Tahoma" w:hAnsi="Tahoma" w:cs="Tahoma"/>
+                <w:rFonts w:cstheme="minorHAnsi"/>
                 <w:b/>
                 <w:u w:val="single"/>
               </w:rPr>
@@ -1370,13 +1204,13 @@
               <w:spacing w:after="0" w:line="240" w:lineRule="auto"/>
               <w:ind w:left="144"/>
               <w:rPr>
-                <w:rFonts w:ascii="Tahoma" w:hAnsi="Tahoma" w:cs="Tahoma"/>
-                <w:b/>
-              </w:rPr>
-            </w:pPr>
-            <w:r>
-              <w:rPr>
-                <w:rFonts w:ascii="Tahoma" w:hAnsi="Tahoma" w:cs="Tahoma"/>
+                <w:rFonts w:cstheme="minorHAnsi"/>
+                <w:b/>
+              </w:rPr>
+            </w:pPr>
+            <w:r>
+              <w:rPr>
+                <w:rFonts w:cstheme="minorHAnsi"/>
                 <w:b/>
               </w:rPr>
               <w:t>PARAMETER</w:t>
@@ -1397,13 +1231,13 @@
               <w:spacing w:after="0" w:line="240" w:lineRule="auto"/>
               <w:jc w:val="center"/>
               <w:rPr>
-                <w:rFonts w:ascii="Tahoma" w:hAnsi="Tahoma" w:cs="Tahoma"/>
-                <w:b/>
-              </w:rPr>
-            </w:pPr>
-            <w:r>
-              <w:rPr>
-                <w:rFonts w:ascii="Tahoma" w:hAnsi="Tahoma" w:cs="Tahoma"/>
+                <w:rFonts w:cstheme="minorHAnsi"/>
+                <w:b/>
+              </w:rPr>
+            </w:pPr>
+            <w:r>
+              <w:rPr>
+                <w:rFonts w:cstheme="minorHAnsi"/>
                 <w:b/>
               </w:rPr>
               <w:t>VALUE</w:t>
@@ -1424,7 +1258,7 @@
             <w:pPr>
               <w:spacing w:after="0" w:line="240" w:lineRule="auto"/>
               <w:rPr>
-                <w:rFonts w:ascii="Tahoma" w:hAnsi="Tahoma" w:cs="Tahoma"/>
+                <w:rFonts w:cstheme="minorHAnsi"/>
                 <w:b/>
                 <w:u w:val="single"/>
               </w:rPr>
@@ -1445,7 +1279,7 @@
             <w:pPr>
               <w:spacing w:after="0" w:line="240" w:lineRule="auto"/>
               <w:rPr>
-                <w:rFonts w:ascii="Tahoma" w:hAnsi="Tahoma" w:cs="Tahoma"/>
+                <w:rFonts w:cstheme="minorHAnsi"/>
                 <w:b/>
                 <w:u w:val="single"/>
               </w:rPr>
@@ -1466,7 +1300,7 @@
             <w:pPr>
               <w:spacing w:after="0" w:line="240" w:lineRule="auto"/>
               <w:rPr>
-                <w:rFonts w:ascii="Tahoma" w:hAnsi="Tahoma" w:cs="Tahoma"/>
+                <w:rFonts w:cstheme="minorHAnsi"/>
                 <w:b/>
                 <w:u w:val="single"/>
               </w:rPr>
@@ -1486,7 +1320,7 @@
             <w:pPr>
               <w:spacing w:after="0" w:line="240" w:lineRule="auto"/>
               <w:rPr>
-                <w:rFonts w:ascii="Tahoma" w:hAnsi="Tahoma" w:cs="Tahoma"/>
+                <w:rFonts w:cstheme="minorHAnsi"/>
                 <w:b/>
                 <w:u w:val="single"/>
               </w:rPr>
@@ -1507,7 +1341,7 @@
             <w:pPr>
               <w:spacing w:after="0" w:line="240" w:lineRule="auto"/>
               <w:rPr>
-                <w:rFonts w:ascii="Tahoma" w:hAnsi="Tahoma" w:cs="Tahoma"/>
+                <w:rFonts w:cstheme="minorHAnsi"/>
                 <w:b/>
                 <w:u w:val="single"/>
               </w:rPr>
@@ -1525,26 +1359,18 @@
               <w:spacing w:after="0" w:line="240" w:lineRule="auto"/>
               <w:ind w:left="144"/>
               <w:rPr>
-                <w:rFonts w:ascii="Tahoma" w:hAnsi="Tahoma" w:cs="Tahoma"/>
+                <w:rFonts w:cstheme="minorHAnsi"/>
                 <w:sz w:val="20"/>
                 <w:szCs w:val="18"/>
               </w:rPr>
             </w:pPr>
             <w:r>
               <w:rPr>
-                <w:rFonts w:ascii="Tahoma" w:hAnsi="Tahoma" w:cs="Tahoma"/>
+                <w:rFonts w:cstheme="minorHAnsi"/>
                 <w:sz w:val="20"/>
                 <w:szCs w:val="18"/>
               </w:rPr>
-              <w:t>Spot Temp.1 (Sp</w:t>
-            </w:r>
-            <w:r>
-              <w:rPr>
-                <w:rFonts w:ascii="Tahoma" w:hAnsi="Tahoma" w:cs="Tahoma"/>
-                <w:sz w:val="20"/>
-                <w:szCs w:val="18"/>
-              </w:rPr>
-              <w:t>1)</w:t>
+              <w:t>Spot Temp.1 (Sp1)</w:t>
             </w:r>
           </w:p>
         </w:tc>
@@ -1559,14 +1385,14 @@
               <w:spacing w:after="0" w:line="240" w:lineRule="auto"/>
               <w:jc w:val="center"/>
               <w:rPr>
-                <w:rFonts w:ascii="Tahoma" w:hAnsi="Tahoma" w:cs="Tahoma"/>
+                <w:rFonts w:cstheme="minorHAnsi"/>
                 <w:sz w:val="20"/>
                 <w:szCs w:val="18"/>
               </w:rPr>
             </w:pPr>
             <w:r>
               <w:rPr>
-                <w:rFonts w:ascii="Tahoma" w:hAnsi="Tahoma" w:cs="Tahoma"/>
+                <w:rFonts w:cstheme="minorHAnsi"/>
                 <w:sz w:val="20"/>
                 <w:szCs w:val="20"/>
               </w:rPr>
@@ -1587,7 +1413,7 @@
             <w:pPr>
               <w:spacing w:after="0" w:line="240" w:lineRule="auto"/>
               <w:rPr>
-                <w:rFonts w:ascii="Tahoma" w:hAnsi="Tahoma" w:cs="Tahoma"/>
+                <w:rFonts w:cstheme="minorHAnsi"/>
                 <w:b/>
                 <w:u w:val="single"/>
               </w:rPr>
@@ -1605,13 +1431,13 @@
               <w:ind w:left="88" w:right="33"/>
               <w:jc w:val="both"/>
               <w:rPr>
-                <w:rFonts w:ascii="Tahoma" w:hAnsi="Tahoma" w:cs="Tahoma"/>
-                <w:b/>
-              </w:rPr>
-            </w:pPr>
-            <w:r>
-              <w:rPr>
-                <w:rFonts w:ascii="Tahoma" w:hAnsi="Tahoma" w:cs="Tahoma"/>
+                <w:rFonts w:cstheme="minorHAnsi"/>
+                <w:b/>
+              </w:rPr>
+            </w:pPr>
+            <w:r>
+              <w:rPr>
+                <w:rFonts w:cstheme="minorHAnsi"/>
                 <w:b/>
               </w:rPr>
               <w:t>PARAMETER</w:t>
@@ -1630,13 +1456,13 @@
               <w:ind w:right="33"/>
               <w:jc w:val="center"/>
               <w:rPr>
-                <w:rFonts w:ascii="Tahoma" w:hAnsi="Tahoma" w:cs="Tahoma"/>
-                <w:b/>
-              </w:rPr>
-            </w:pPr>
-            <w:r>
-              <w:rPr>
-                <w:rFonts w:ascii="Tahoma" w:hAnsi="Tahoma" w:cs="Tahoma"/>
+                <w:rFonts w:cstheme="minorHAnsi"/>
+                <w:b/>
+              </w:rPr>
+            </w:pPr>
+            <w:r>
+              <w:rPr>
+                <w:rFonts w:cstheme="minorHAnsi"/>
                 <w:b/>
               </w:rPr>
               <w:t>VALUE</w:t>
@@ -1655,7 +1481,7 @@
             <w:pPr>
               <w:spacing w:after="0" w:line="240" w:lineRule="auto"/>
               <w:rPr>
-                <w:rFonts w:ascii="Tahoma" w:hAnsi="Tahoma" w:cs="Tahoma"/>
+                <w:rFonts w:cstheme="minorHAnsi"/>
                 <w:b/>
                 <w:u w:val="single"/>
               </w:rPr>
@@ -1676,7 +1502,7 @@
             <w:pPr>
               <w:spacing w:after="0" w:line="240" w:lineRule="auto"/>
               <w:rPr>
-                <w:rFonts w:ascii="Tahoma" w:hAnsi="Tahoma" w:cs="Tahoma"/>
+                <w:rFonts w:cstheme="minorHAnsi"/>
                 <w:b/>
                 <w:u w:val="single"/>
               </w:rPr>
@@ -1694,26 +1520,18 @@
               <w:spacing w:after="0" w:line="240" w:lineRule="auto"/>
               <w:ind w:left="144"/>
               <w:rPr>
-                <w:rFonts w:ascii="Tahoma" w:hAnsi="Tahoma" w:cs="Tahoma"/>
+                <w:rFonts w:cstheme="minorHAnsi"/>
                 <w:sz w:val="20"/>
                 <w:szCs w:val="18"/>
               </w:rPr>
             </w:pPr>
             <w:r>
               <w:rPr>
-                <w:rFonts w:ascii="Tahoma" w:hAnsi="Tahoma" w:cs="Tahoma"/>
+                <w:rFonts w:cstheme="minorHAnsi"/>
                 <w:sz w:val="20"/>
                 <w:szCs w:val="18"/>
               </w:rPr>
-              <w:t>Spot Temp. 2 (Sp</w:t>
-            </w:r>
-            <w:r>
-              <w:rPr>
-                <w:rFonts w:ascii="Tahoma" w:hAnsi="Tahoma" w:cs="Tahoma"/>
-                <w:sz w:val="20"/>
-                <w:szCs w:val="18"/>
-              </w:rPr>
-              <w:t>2)</w:t>
+              <w:t>Spot Temp. 2 (Sp2)</w:t>
             </w:r>
           </w:p>
         </w:tc>
@@ -1728,14 +1546,14 @@
               <w:spacing w:after="0" w:line="240" w:lineRule="auto"/>
               <w:jc w:val="center"/>
               <w:rPr>
-                <w:rFonts w:ascii="Tahoma" w:hAnsi="Tahoma" w:cs="Tahoma"/>
+                <w:rFonts w:cstheme="minorHAnsi"/>
                 <w:sz w:val="20"/>
                 <w:szCs w:val="18"/>
               </w:rPr>
             </w:pPr>
             <w:r>
               <w:rPr>
-                <w:rFonts w:ascii="Tahoma" w:hAnsi="Tahoma" w:cs="Tahoma"/>
+                <w:rFonts w:cstheme="minorHAnsi"/>
                 <w:sz w:val="20"/>
                 <w:szCs w:val="20"/>
               </w:rPr>
@@ -1756,7 +1574,7 @@
             <w:pPr>
               <w:spacing w:after="0" w:line="240" w:lineRule="auto"/>
               <w:rPr>
-                <w:rFonts w:ascii="Tahoma" w:hAnsi="Tahoma" w:cs="Tahoma"/>
+                <w:rFonts w:cstheme="minorHAnsi"/>
                 <w:b/>
                 <w:u w:val="single"/>
               </w:rPr>
@@ -1774,14 +1592,14 @@
               <w:spacing w:after="0" w:line="240" w:lineRule="auto"/>
               <w:ind w:left="88" w:right="33"/>
               <w:rPr>
-                <w:rFonts w:ascii="Tahoma" w:hAnsi="Tahoma" w:cs="Tahoma"/>
+                <w:rFonts w:cstheme="minorHAnsi"/>
                 <w:sz w:val="20"/>
                 <w:szCs w:val="18"/>
               </w:rPr>
             </w:pPr>
             <w:r>
               <w:rPr>
-                <w:rFonts w:ascii="Tahoma" w:hAnsi="Tahoma" w:cs="Tahoma"/>
+                <w:rFonts w:cstheme="minorHAnsi"/>
                 <w:sz w:val="20"/>
                 <w:szCs w:val="18"/>
               </w:rPr>
@@ -1801,36 +1619,18 @@
               <w:ind w:right="33"/>
               <w:jc w:val="center"/>
               <w:rPr>
-                <w:rFonts w:ascii="Tahoma" w:hAnsi="Tahoma" w:cs="Tahoma"/>
+                <w:rFonts w:cstheme="minorHAnsi"/>
                 <w:sz w:val="20"/>
                 <w:szCs w:val="18"/>
               </w:rPr>
             </w:pPr>
             <w:r>
               <w:rPr>
-                <w:rFonts w:ascii="Tahoma" w:hAnsi="Tahoma" w:cs="Tahoma"/>
+                <w:rFonts w:cstheme="minorHAnsi"/>
                 <w:sz w:val="20"/>
                 <w:szCs w:val="18"/>
               </w:rPr>
-              <w:t xml:space="preserve">{{ </w:t>
-            </w:r>
-            <w:proofErr w:type="spellStart"/>
-            <w:r>
-              <w:rPr>
-                <w:rFonts w:ascii="Tahoma" w:hAnsi="Tahoma" w:cs="Tahoma"/>
-                <w:sz w:val="20"/>
-                <w:szCs w:val="18"/>
-              </w:rPr>
-              <w:t>swg.serialnumber</w:t>
-            </w:r>
-            <w:proofErr w:type="spellEnd"/>
-            <w:r>
-              <w:rPr>
-                <w:rFonts w:ascii="Tahoma" w:hAnsi="Tahoma" w:cs="Tahoma"/>
-                <w:sz w:val="20"/>
-                <w:szCs w:val="18"/>
-              </w:rPr>
-              <w:t xml:space="preserve"> }}</w:t>
+              <w:t>{{ swg.serialnumber }}</w:t>
             </w:r>
           </w:p>
         </w:tc>
@@ -1846,7 +1646,7 @@
             <w:pPr>
               <w:spacing w:after="0" w:line="240" w:lineRule="auto"/>
               <w:rPr>
-                <w:rFonts w:ascii="Tahoma" w:hAnsi="Tahoma" w:cs="Tahoma"/>
+                <w:rFonts w:cstheme="minorHAnsi"/>
                 <w:b/>
                 <w:u w:val="single"/>
               </w:rPr>
@@ -1867,7 +1667,7 @@
             <w:pPr>
               <w:spacing w:after="0" w:line="240" w:lineRule="auto"/>
               <w:rPr>
-                <w:rFonts w:ascii="Tahoma" w:hAnsi="Tahoma" w:cs="Tahoma"/>
+                <w:rFonts w:cstheme="minorHAnsi"/>
                 <w:b/>
                 <w:u w:val="single"/>
               </w:rPr>
@@ -1885,14 +1685,14 @@
               <w:spacing w:after="0" w:line="240" w:lineRule="auto"/>
               <w:ind w:left="144"/>
               <w:rPr>
-                <w:rFonts w:ascii="Tahoma" w:hAnsi="Tahoma" w:cs="Tahoma"/>
+                <w:rFonts w:cstheme="minorHAnsi"/>
                 <w:sz w:val="20"/>
                 <w:szCs w:val="18"/>
               </w:rPr>
             </w:pPr>
             <w:r>
               <w:rPr>
-                <w:rFonts w:ascii="Tahoma" w:hAnsi="Tahoma" w:cs="Tahoma"/>
+                <w:rFonts w:cstheme="minorHAnsi"/>
                 <w:sz w:val="20"/>
                 <w:szCs w:val="18"/>
               </w:rPr>
@@ -1911,14 +1711,14 @@
               <w:spacing w:after="0" w:line="240" w:lineRule="auto"/>
               <w:jc w:val="center"/>
               <w:rPr>
-                <w:rFonts w:ascii="Tahoma" w:hAnsi="Tahoma" w:cs="Tahoma"/>
+                <w:rFonts w:cstheme="minorHAnsi"/>
                 <w:sz w:val="20"/>
                 <w:szCs w:val="18"/>
               </w:rPr>
             </w:pPr>
             <w:r>
               <w:rPr>
-                <w:rFonts w:ascii="Tahoma" w:hAnsi="Tahoma" w:cs="Tahoma"/>
+                <w:rFonts w:cstheme="minorHAnsi"/>
                 <w:sz w:val="20"/>
                 <w:szCs w:val="18"/>
               </w:rPr>
@@ -1926,15 +1726,15 @@
             </w:r>
             <w:r>
               <w:rPr>
-                <w:rFonts w:ascii="Tahoma" w:hAnsi="Tahoma" w:cs="Tahoma"/>
+                <w:rFonts w:cstheme="minorHAnsi"/>
                 <w:sz w:val="20"/>
                 <w:szCs w:val="18"/>
               </w:rPr>
-              <w:instrText xml:space="preserve">DOCVARIABLE _Fd787571590 \* MERGEFORMAT </w:instrText>
-            </w:r>
-            <w:r>
-              <w:rPr>
-                <w:rFonts w:ascii="Tahoma" w:hAnsi="Tahoma" w:cs="Tahoma"/>
+              <w:instrText xml:space="preserve">DOCVARIABLE _Fd1742707199 \* MERGEFORMAT </w:instrText>
+            </w:r>
+            <w:r>
+              <w:rPr>
+                <w:rFonts w:cstheme="minorHAnsi"/>
                 <w:sz w:val="20"/>
                 <w:szCs w:val="18"/>
               </w:rPr>
@@ -1942,7 +1742,7 @@
             </w:r>
             <w:r>
               <w:rPr>
-                <w:rFonts w:ascii="Tahoma" w:hAnsi="Tahoma" w:cs="Tahoma"/>
+                <w:rFonts w:cstheme="minorHAnsi"/>
                 <w:sz w:val="20"/>
                 <w:szCs w:val="18"/>
               </w:rPr>
@@ -1950,7 +1750,7 @@
             </w:r>
             <w:r>
               <w:rPr>
-                <w:rFonts w:ascii="Tahoma" w:hAnsi="Tahoma" w:cs="Tahoma"/>
+                <w:rFonts w:cstheme="minorHAnsi"/>
                 <w:sz w:val="20"/>
                 <w:szCs w:val="18"/>
               </w:rPr>
@@ -1971,7 +1771,7 @@
             <w:pPr>
               <w:spacing w:after="0" w:line="240" w:lineRule="auto"/>
               <w:rPr>
-                <w:rFonts w:ascii="Tahoma" w:hAnsi="Tahoma" w:cs="Tahoma"/>
+                <w:rFonts w:cstheme="minorHAnsi"/>
                 <w:b/>
                 <w:u w:val="single"/>
               </w:rPr>
@@ -1989,14 +1789,14 @@
               <w:spacing w:after="0" w:line="240" w:lineRule="auto"/>
               <w:ind w:left="88" w:right="33"/>
               <w:rPr>
-                <w:rFonts w:ascii="Tahoma" w:hAnsi="Tahoma" w:cs="Tahoma"/>
+                <w:rFonts w:cstheme="minorHAnsi"/>
                 <w:sz w:val="20"/>
                 <w:szCs w:val="18"/>
               </w:rPr>
             </w:pPr>
             <w:r>
               <w:rPr>
-                <w:rFonts w:ascii="Tahoma" w:hAnsi="Tahoma" w:cs="Tahoma"/>
+                <w:rFonts w:cstheme="minorHAnsi"/>
                 <w:sz w:val="20"/>
                 <w:szCs w:val="18"/>
               </w:rPr>
@@ -2016,14 +1816,14 @@
               <w:ind w:right="33"/>
               <w:jc w:val="center"/>
               <w:rPr>
-                <w:rFonts w:ascii="Tahoma" w:hAnsi="Tahoma" w:cs="Tahoma"/>
+                <w:rFonts w:cstheme="minorHAnsi"/>
                 <w:sz w:val="20"/>
                 <w:szCs w:val="18"/>
               </w:rPr>
             </w:pPr>
             <w:r>
               <w:rPr>
-                <w:rFonts w:ascii="Tahoma" w:hAnsi="Tahoma" w:cs="Tahoma"/>
+                <w:rFonts w:cstheme="minorHAnsi"/>
                 <w:sz w:val="20"/>
                 <w:szCs w:val="18"/>
               </w:rPr>
@@ -2043,7 +1843,7 @@
             <w:pPr>
               <w:spacing w:after="0" w:line="240" w:lineRule="auto"/>
               <w:rPr>
-                <w:rFonts w:ascii="Tahoma" w:hAnsi="Tahoma" w:cs="Tahoma"/>
+                <w:rFonts w:cstheme="minorHAnsi"/>
                 <w:b/>
                 <w:u w:val="single"/>
               </w:rPr>
@@ -2064,7 +1864,7 @@
             <w:pPr>
               <w:spacing w:after="0" w:line="240" w:lineRule="auto"/>
               <w:rPr>
-                <w:rFonts w:ascii="Tahoma" w:hAnsi="Tahoma" w:cs="Tahoma"/>
+                <w:rFonts w:cstheme="minorHAnsi"/>
                 <w:b/>
                 <w:u w:val="single"/>
               </w:rPr>
@@ -2082,14 +1882,14 @@
               <w:spacing w:after="0" w:line="240" w:lineRule="auto"/>
               <w:ind w:left="144"/>
               <w:rPr>
-                <w:rFonts w:ascii="Tahoma" w:hAnsi="Tahoma" w:cs="Tahoma"/>
+                <w:rFonts w:cstheme="minorHAnsi"/>
                 <w:sz w:val="20"/>
                 <w:szCs w:val="18"/>
               </w:rPr>
             </w:pPr>
             <w:r>
               <w:rPr>
-                <w:rFonts w:ascii="Tahoma" w:hAnsi="Tahoma" w:cs="Tahoma"/>
+                <w:rFonts w:cstheme="minorHAnsi"/>
                 <w:sz w:val="20"/>
                 <w:szCs w:val="18"/>
               </w:rPr>
@@ -2108,36 +1908,18 @@
               <w:spacing w:after="0" w:line="240" w:lineRule="auto"/>
               <w:jc w:val="center"/>
               <w:rPr>
-                <w:rFonts w:ascii="Tahoma" w:hAnsi="Tahoma" w:cs="Tahoma"/>
+                <w:rFonts w:cstheme="minorHAnsi"/>
                 <w:sz w:val="20"/>
                 <w:szCs w:val="18"/>
               </w:rPr>
             </w:pPr>
             <w:r>
               <w:rPr>
-                <w:rFonts w:ascii="Tahoma" w:hAnsi="Tahoma" w:cs="Tahoma"/>
+                <w:rFonts w:cstheme="minorHAnsi"/>
                 <w:sz w:val="20"/>
                 <w:szCs w:val="20"/>
               </w:rPr>
-              <w:t xml:space="preserve">{{ </w:t>
-            </w:r>
-            <w:proofErr w:type="spellStart"/>
-            <w:r>
-              <w:rPr>
-                <w:rFonts w:ascii="Tahoma" w:hAnsi="Tahoma" w:cs="Tahoma"/>
-                <w:sz w:val="20"/>
-                <w:szCs w:val="20"/>
-              </w:rPr>
-              <w:t>substation.ambient</w:t>
-            </w:r>
-            <w:proofErr w:type="spellEnd"/>
-            <w:r>
-              <w:rPr>
-                <w:rFonts w:ascii="Tahoma" w:hAnsi="Tahoma" w:cs="Tahoma"/>
-                <w:sz w:val="20"/>
-                <w:szCs w:val="20"/>
-              </w:rPr>
-              <w:t xml:space="preserve"> }}</w:t>
+              <w:t>{{ substation.ambient }}</w:t>
             </w:r>
           </w:p>
         </w:tc>
@@ -2154,7 +1936,7 @@
             <w:pPr>
               <w:spacing w:after="0" w:line="240" w:lineRule="auto"/>
               <w:rPr>
-                <w:rFonts w:ascii="Tahoma" w:hAnsi="Tahoma" w:cs="Tahoma"/>
+                <w:rFonts w:cstheme="minorHAnsi"/>
                 <w:b/>
                 <w:u w:val="single"/>
               </w:rPr>
@@ -2172,14 +1954,14 @@
               <w:spacing w:after="0" w:line="240" w:lineRule="auto"/>
               <w:ind w:left="88" w:right="33"/>
               <w:rPr>
-                <w:rFonts w:ascii="Tahoma" w:hAnsi="Tahoma" w:cs="Tahoma"/>
+                <w:rFonts w:cstheme="minorHAnsi"/>
                 <w:sz w:val="20"/>
                 <w:szCs w:val="18"/>
               </w:rPr>
             </w:pPr>
             <w:r>
               <w:rPr>
-                <w:rFonts w:ascii="Tahoma" w:hAnsi="Tahoma" w:cs="Tahoma"/>
+                <w:rFonts w:cstheme="minorHAnsi"/>
                 <w:sz w:val="20"/>
                 <w:szCs w:val="18"/>
               </w:rPr>
@@ -2199,14 +1981,14 @@
               <w:ind w:right="33"/>
               <w:jc w:val="center"/>
               <w:rPr>
-                <w:rFonts w:ascii="Tahoma" w:hAnsi="Tahoma" w:cs="Tahoma"/>
+                <w:rFonts w:cstheme="minorHAnsi"/>
                 <w:sz w:val="20"/>
                 <w:szCs w:val="18"/>
               </w:rPr>
             </w:pPr>
             <w:r>
               <w:rPr>
-                <w:rFonts w:ascii="Tahoma" w:hAnsi="Tahoma" w:cs="Tahoma"/>
+                <w:rFonts w:cstheme="minorHAnsi"/>
                 <w:sz w:val="20"/>
                 <w:szCs w:val="18"/>
               </w:rPr>
@@ -2226,7 +2008,7 @@
             <w:pPr>
               <w:spacing w:after="0" w:line="240" w:lineRule="auto"/>
               <w:rPr>
-                <w:rFonts w:ascii="Tahoma" w:hAnsi="Tahoma" w:cs="Tahoma"/>
+                <w:rFonts w:cstheme="minorHAnsi"/>
                 <w:b/>
                 <w:u w:val="single"/>
               </w:rPr>
@@ -2247,7 +2029,7 @@
             <w:pPr>
               <w:spacing w:after="0" w:line="240" w:lineRule="auto"/>
               <w:rPr>
-                <w:rFonts w:ascii="Tahoma" w:hAnsi="Tahoma" w:cs="Tahoma"/>
+                <w:rFonts w:cstheme="minorHAnsi"/>
                 <w:b/>
                 <w:u w:val="single"/>
               </w:rPr>
@@ -2265,7 +2047,7 @@
               <w:spacing w:after="0" w:line="240" w:lineRule="auto"/>
               <w:ind w:left="144"/>
               <w:rPr>
-                <w:rFonts w:ascii="Tahoma" w:hAnsi="Tahoma" w:cs="Tahoma"/>
+                <w:rFonts w:cstheme="minorHAnsi"/>
                 <w:b/>
                 <w:sz w:val="20"/>
                 <w:szCs w:val="18"/>
@@ -2273,7 +2055,7 @@
             </w:pPr>
             <w:r>
               <w:rPr>
-                <w:rFonts w:ascii="Tahoma" w:hAnsi="Tahoma" w:cs="Tahoma"/>
+                <w:rFonts w:cstheme="minorHAnsi"/>
                 <w:sz w:val="20"/>
                 <w:szCs w:val="18"/>
               </w:rPr>
@@ -2292,14 +2074,14 @@
               <w:spacing w:after="0" w:line="240" w:lineRule="auto"/>
               <w:jc w:val="center"/>
               <w:rPr>
-                <w:rFonts w:ascii="Tahoma" w:hAnsi="Tahoma" w:cs="Tahoma"/>
+                <w:rFonts w:cstheme="minorHAnsi"/>
                 <w:sz w:val="20"/>
                 <w:szCs w:val="20"/>
               </w:rPr>
             </w:pPr>
             <w:r>
               <w:rPr>
-                <w:rFonts w:ascii="Tahoma" w:hAnsi="Tahoma" w:cs="Tahoma"/>
+                <w:rFonts w:cstheme="minorHAnsi"/>
                 <w:sz w:val="20"/>
                 <w:szCs w:val="20"/>
               </w:rPr>
@@ -2320,7 +2102,7 @@
             <w:pPr>
               <w:spacing w:after="0" w:line="240" w:lineRule="auto"/>
               <w:rPr>
-                <w:rFonts w:ascii="Tahoma" w:hAnsi="Tahoma" w:cs="Tahoma"/>
+                <w:rFonts w:cstheme="minorHAnsi"/>
                 <w:b/>
                 <w:u w:val="single"/>
               </w:rPr>
@@ -2341,14 +2123,14 @@
               <w:spacing w:after="0" w:line="240" w:lineRule="auto"/>
               <w:ind w:left="88" w:right="33"/>
               <w:rPr>
-                <w:rFonts w:ascii="Tahoma" w:hAnsi="Tahoma" w:cs="Tahoma"/>
+                <w:rFonts w:cstheme="minorHAnsi"/>
                 <w:sz w:val="20"/>
                 <w:szCs w:val="18"/>
               </w:rPr>
             </w:pPr>
             <w:r>
               <w:rPr>
-                <w:rFonts w:ascii="Tahoma" w:hAnsi="Tahoma" w:cs="Tahoma"/>
+                <w:rFonts w:cstheme="minorHAnsi"/>
                 <w:sz w:val="20"/>
                 <w:szCs w:val="18"/>
               </w:rPr>
@@ -2371,14 +2153,14 @@
               <w:ind w:right="33"/>
               <w:jc w:val="center"/>
               <w:rPr>
-                <w:rFonts w:ascii="Tahoma" w:hAnsi="Tahoma" w:cs="Tahoma"/>
+                <w:rFonts w:cstheme="minorHAnsi"/>
                 <w:sz w:val="20"/>
                 <w:szCs w:val="18"/>
               </w:rPr>
             </w:pPr>
             <w:r>
               <w:rPr>
-                <w:rFonts w:ascii="Tahoma" w:hAnsi="Tahoma" w:cs="Tahoma"/>
+                <w:rFonts w:cstheme="minorHAnsi"/>
                 <w:sz w:val="20"/>
                 <w:szCs w:val="18"/>
               </w:rPr>
@@ -2398,7 +2180,7 @@
             <w:pPr>
               <w:spacing w:after="0" w:line="240" w:lineRule="auto"/>
               <w:rPr>
-                <w:rFonts w:ascii="Tahoma" w:hAnsi="Tahoma" w:cs="Tahoma"/>
+                <w:rFonts w:cstheme="minorHAnsi"/>
                 <w:b/>
                 <w:u w:val="single"/>
               </w:rPr>
@@ -2419,7 +2201,7 @@
             <w:pPr>
               <w:spacing w:after="0" w:line="240" w:lineRule="auto"/>
               <w:rPr>
-                <w:rFonts w:ascii="Tahoma" w:hAnsi="Tahoma" w:cs="Tahoma"/>
+                <w:rFonts w:cstheme="minorHAnsi"/>
                 <w:b/>
                 <w:u w:val="single"/>
               </w:rPr>
@@ -2437,14 +2219,14 @@
               <w:spacing w:after="0" w:line="240" w:lineRule="auto"/>
               <w:ind w:left="144"/>
               <w:rPr>
-                <w:rFonts w:ascii="Tahoma" w:hAnsi="Tahoma" w:cs="Tahoma"/>
+                <w:rFonts w:cstheme="minorHAnsi"/>
                 <w:sz w:val="20"/>
                 <w:szCs w:val="18"/>
               </w:rPr>
             </w:pPr>
             <w:r>
               <w:rPr>
-                <w:rFonts w:ascii="Tahoma" w:hAnsi="Tahoma" w:cs="Tahoma"/>
+                <w:rFonts w:cstheme="minorHAnsi"/>
                 <w:sz w:val="20"/>
                 <w:szCs w:val="18"/>
               </w:rPr>
@@ -2463,14 +2245,14 @@
               <w:spacing w:after="0" w:line="240" w:lineRule="auto"/>
               <w:jc w:val="center"/>
               <w:rPr>
-                <w:rFonts w:ascii="Tahoma" w:hAnsi="Tahoma" w:cs="Tahoma"/>
+                <w:rFonts w:cstheme="minorHAnsi"/>
                 <w:sz w:val="20"/>
                 <w:szCs w:val="20"/>
               </w:rPr>
             </w:pPr>
             <w:r>
               <w:rPr>
-                <w:rFonts w:ascii="Tahoma" w:hAnsi="Tahoma" w:cs="Tahoma"/>
+                <w:rFonts w:cstheme="minorHAnsi"/>
                 <w:sz w:val="20"/>
                 <w:szCs w:val="18"/>
               </w:rPr>
@@ -2491,7 +2273,7 @@
             <w:pPr>
               <w:spacing w:after="0" w:line="240" w:lineRule="auto"/>
               <w:rPr>
-                <w:rFonts w:ascii="Tahoma" w:hAnsi="Tahoma" w:cs="Tahoma"/>
+                <w:rFonts w:cstheme="minorHAnsi"/>
                 <w:b/>
                 <w:u w:val="single"/>
               </w:rPr>
@@ -2512,14 +2294,14 @@
               <w:spacing w:after="0" w:line="240" w:lineRule="auto"/>
               <w:ind w:left="88" w:right="33"/>
               <w:rPr>
-                <w:rFonts w:ascii="Tahoma" w:hAnsi="Tahoma" w:cs="Tahoma"/>
+                <w:rFonts w:cstheme="minorHAnsi"/>
                 <w:sz w:val="20"/>
                 <w:szCs w:val="18"/>
               </w:rPr>
             </w:pPr>
             <w:r>
               <w:rPr>
-                <w:rFonts w:ascii="Tahoma" w:hAnsi="Tahoma" w:cs="Tahoma"/>
+                <w:rFonts w:cstheme="minorHAnsi"/>
                 <w:sz w:val="20"/>
                 <w:szCs w:val="18"/>
               </w:rPr>
@@ -2542,14 +2324,14 @@
               <w:ind w:right="33"/>
               <w:jc w:val="center"/>
               <w:rPr>
-                <w:rFonts w:ascii="Tahoma" w:hAnsi="Tahoma" w:cs="Tahoma"/>
+                <w:rFonts w:cstheme="minorHAnsi"/>
                 <w:sz w:val="20"/>
                 <w:szCs w:val="18"/>
               </w:rPr>
             </w:pPr>
             <w:r>
               <w:rPr>
-                <w:rFonts w:ascii="Tahoma" w:hAnsi="Tahoma" w:cs="Tahoma"/>
+                <w:rFonts w:cstheme="minorHAnsi"/>
                 <w:sz w:val="20"/>
                 <w:szCs w:val="18"/>
               </w:rPr>
@@ -2569,7 +2351,7 @@
             <w:pPr>
               <w:spacing w:after="0" w:line="240" w:lineRule="auto"/>
               <w:rPr>
-                <w:rFonts w:ascii="Tahoma" w:hAnsi="Tahoma" w:cs="Tahoma"/>
+                <w:rFonts w:cstheme="minorHAnsi"/>
                 <w:b/>
                 <w:u w:val="single"/>
               </w:rPr>
@@ -2590,7 +2372,7 @@
             <w:pPr>
               <w:spacing w:after="0" w:line="240" w:lineRule="auto"/>
               <w:rPr>
-                <w:rFonts w:ascii="Tahoma" w:hAnsi="Tahoma" w:cs="Tahoma"/>
+                <w:rFonts w:cstheme="minorHAnsi"/>
                 <w:b/>
                 <w:u w:val="single"/>
               </w:rPr>
@@ -2611,26 +2393,18 @@
               <w:spacing w:after="0" w:line="240" w:lineRule="auto"/>
               <w:ind w:left="144"/>
               <w:rPr>
-                <w:rFonts w:ascii="Tahoma" w:hAnsi="Tahoma" w:cs="Tahoma"/>
+                <w:rFonts w:cstheme="minorHAnsi"/>
                 <w:sz w:val="20"/>
                 <w:szCs w:val="18"/>
               </w:rPr>
             </w:pPr>
             <w:r>
               <w:rPr>
-                <w:rFonts w:ascii="Tahoma" w:hAnsi="Tahoma" w:cs="Tahoma"/>
+                <w:rFonts w:cstheme="minorHAnsi"/>
                 <w:sz w:val="20"/>
                 <w:szCs w:val="18"/>
               </w:rPr>
-              <w:t>Defect</w:t>
-            </w:r>
-            <w:r>
-              <w:rPr>
-                <w:rFonts w:ascii="Tahoma" w:hAnsi="Tahoma" w:cs="Tahoma"/>
-                <w:sz w:val="20"/>
-                <w:szCs w:val="18"/>
-              </w:rPr>
-              <w:t xml:space="preserve"> </w:t>
+              <w:t xml:space="preserve">Defect </w:t>
             </w:r>
           </w:p>
         </w:tc>
@@ -2648,26 +2422,18 @@
               <w:spacing w:after="0" w:line="240" w:lineRule="auto"/>
               <w:jc w:val="center"/>
               <w:rPr>
-                <w:rFonts w:ascii="Tahoma" w:hAnsi="Tahoma" w:cs="Tahoma"/>
+                <w:rFonts w:cstheme="minorHAnsi"/>
                 <w:sz w:val="20"/>
                 <w:szCs w:val="18"/>
               </w:rPr>
             </w:pPr>
             <w:r>
               <w:rPr>
-                <w:rFonts w:ascii="Tahoma" w:hAnsi="Tahoma" w:cs="Tahoma"/>
+                <w:rFonts w:cstheme="minorHAnsi"/>
                 <w:sz w:val="20"/>
                 <w:szCs w:val="18"/>
               </w:rPr>
-              <w:t>-</w:t>
-            </w:r>
-            <w:r>
-              <w:rPr>
-                <w:rFonts w:ascii="Tahoma" w:hAnsi="Tahoma" w:cs="Tahoma"/>
-                <w:sz w:val="20"/>
-                <w:szCs w:val="18"/>
-              </w:rPr>
-              <w:t xml:space="preserve"> </w:t>
+              <w:t xml:space="preserve">- </w:t>
             </w:r>
           </w:p>
         </w:tc>
@@ -2685,7 +2451,7 @@
             <w:pPr>
               <w:spacing w:after="0" w:line="240" w:lineRule="auto"/>
               <w:rPr>
-                <w:rFonts w:ascii="Tahoma" w:hAnsi="Tahoma" w:cs="Tahoma"/>
+                <w:rFonts w:cstheme="minorHAnsi"/>
                 <w:b/>
                 <w:u w:val="single"/>
               </w:rPr>
@@ -2709,7 +2475,7 @@
               <w:spacing w:after="0" w:line="240" w:lineRule="auto"/>
               <w:ind w:left="88" w:right="33"/>
               <w:rPr>
-                <w:rFonts w:ascii="Tahoma" w:hAnsi="Tahoma" w:cs="Tahoma"/>
+                <w:rFonts w:cstheme="minorHAnsi"/>
                 <w:sz w:val="20"/>
                 <w:szCs w:val="18"/>
               </w:rPr>
@@ -2734,7 +2500,7 @@
               <w:ind w:right="33"/>
               <w:jc w:val="center"/>
               <w:rPr>
-                <w:rFonts w:ascii="Tahoma" w:hAnsi="Tahoma" w:cs="Tahoma"/>
+                <w:rFonts w:cstheme="minorHAnsi"/>
                 <w:sz w:val="20"/>
                 <w:szCs w:val="18"/>
               </w:rPr>
@@ -2754,7 +2520,7 @@
             <w:pPr>
               <w:spacing w:after="0" w:line="240" w:lineRule="auto"/>
               <w:rPr>
-                <w:rFonts w:ascii="Tahoma" w:hAnsi="Tahoma" w:cs="Tahoma"/>
+                <w:rFonts w:cstheme="minorHAnsi"/>
                 <w:b/>
                 <w:u w:val="single"/>
               </w:rPr>
@@ -2779,7 +2545,7 @@
             <w:pPr>
               <w:spacing w:after="0" w:line="240" w:lineRule="auto"/>
               <w:rPr>
-                <w:rFonts w:ascii="Tahoma" w:hAnsi="Tahoma" w:cs="Tahoma"/>
+                <w:rFonts w:cstheme="minorHAnsi"/>
                 <w:b/>
                 <w:sz w:val="10"/>
                 <w:u w:val="single"/>
@@ -2790,7 +2556,7 @@
             <w:pPr>
               <w:spacing w:after="0" w:line="240" w:lineRule="auto"/>
               <w:rPr>
-                <w:rFonts w:ascii="Tahoma" w:hAnsi="Tahoma" w:cs="Tahoma"/>
+                <w:rFonts w:cstheme="minorHAnsi"/>
                 <w:b/>
                 <w:sz w:val="10"/>
                 <w:u w:val="single"/>
@@ -2813,7 +2579,7 @@
             <w:pPr>
               <w:spacing w:after="0" w:line="240" w:lineRule="auto"/>
               <w:rPr>
-                <w:rFonts w:ascii="Tahoma" w:hAnsi="Tahoma" w:cs="Tahoma"/>
+                <w:rFonts w:cstheme="minorHAnsi"/>
                 <w:b/>
                 <w:sz w:val="6"/>
                 <w:u w:val="single"/>
@@ -2834,7 +2600,7 @@
             <w:pPr>
               <w:spacing w:after="0" w:line="240" w:lineRule="auto"/>
               <w:rPr>
-                <w:rFonts w:ascii="Tahoma" w:hAnsi="Tahoma" w:cs="Tahoma"/>
+                <w:rFonts w:cstheme="minorHAnsi"/>
                 <w:b/>
                 <w:sz w:val="10"/>
                 <w:u w:val="single"/>
@@ -2860,7 +2626,7 @@
             <w:pPr>
               <w:spacing w:after="0" w:line="240" w:lineRule="auto"/>
               <w:rPr>
-                <w:rFonts w:ascii="Tahoma" w:hAnsi="Tahoma" w:cs="Tahoma"/>
+                <w:rFonts w:cstheme="minorHAnsi"/>
                 <w:b/>
                 <w:sz w:val="10"/>
                 <w:u w:val="single"/>
@@ -2883,7 +2649,7 @@
             <w:pPr>
               <w:spacing w:after="0" w:line="240" w:lineRule="auto"/>
               <w:rPr>
-                <w:rFonts w:ascii="Tahoma" w:hAnsi="Tahoma" w:cs="Tahoma"/>
+                <w:rFonts w:cstheme="minorHAnsi"/>
                 <w:b/>
                 <w:sz w:val="10"/>
                 <w:u w:val="single"/>
@@ -2904,7 +2670,7 @@
             <w:pPr>
               <w:spacing w:after="0" w:line="240" w:lineRule="auto"/>
               <w:rPr>
-                <w:rFonts w:ascii="Tahoma" w:hAnsi="Tahoma" w:cs="Tahoma"/>
+                <w:rFonts w:cstheme="minorHAnsi"/>
                 <w:b/>
                 <w:sz w:val="10"/>
                 <w:u w:val="single"/>
@@ -2927,7 +2693,7 @@
             <w:pPr>
               <w:spacing w:after="0" w:line="240" w:lineRule="auto"/>
               <w:rPr>
-                <w:rFonts w:ascii="Tahoma" w:hAnsi="Tahoma" w:cs="Tahoma"/>
+                <w:rFonts w:cstheme="minorHAnsi"/>
                 <w:b/>
                 <w:u w:val="single"/>
               </w:rPr>
@@ -2950,7 +2716,7 @@
               <w:spacing w:after="0" w:line="240" w:lineRule="auto"/>
               <w:jc w:val="center"/>
               <w:rPr>
-                <w:rFonts w:ascii="Tahoma" w:hAnsi="Tahoma" w:cs="Tahoma"/>
+                <w:rFonts w:cstheme="minorHAnsi"/>
                 <w:b/>
               </w:rPr>
             </w:pPr>
@@ -2971,7 +2737,7 @@
             <w:pPr>
               <w:spacing w:after="0" w:line="240" w:lineRule="auto"/>
               <w:rPr>
-                <w:rFonts w:ascii="Tahoma" w:hAnsi="Tahoma" w:cs="Tahoma"/>
+                <w:rFonts w:cstheme="minorHAnsi"/>
                 <w:b/>
                 <w:u w:val="single"/>
               </w:rPr>
@@ -2994,7 +2760,7 @@
               <w:spacing w:after="0" w:line="240" w:lineRule="auto"/>
               <w:jc w:val="center"/>
               <w:rPr>
-                <w:rFonts w:ascii="Tahoma" w:hAnsi="Tahoma" w:cs="Tahoma"/>
+                <w:rFonts w:cstheme="minorHAnsi"/>
                 <w:b/>
                 <w:u w:val="single"/>
               </w:rPr>
@@ -3014,7 +2780,7 @@
             <w:pPr>
               <w:spacing w:after="0" w:line="240" w:lineRule="auto"/>
               <w:rPr>
-                <w:rFonts w:ascii="Tahoma" w:hAnsi="Tahoma" w:cs="Tahoma"/>
+                <w:rFonts w:cstheme="minorHAnsi"/>
                 <w:b/>
                 <w:u w:val="single"/>
               </w:rPr>
@@ -3039,7 +2805,7 @@
             <w:pPr>
               <w:spacing w:after="0" w:line="240" w:lineRule="auto"/>
               <w:rPr>
-                <w:rFonts w:ascii="Tahoma" w:hAnsi="Tahoma" w:cs="Tahoma"/>
+                <w:rFonts w:cstheme="minorHAnsi"/>
                 <w:b/>
                 <w:sz w:val="10"/>
                 <w:u w:val="single"/>
@@ -3062,7 +2828,7 @@
             <w:pPr>
               <w:spacing w:after="0" w:line="240" w:lineRule="auto"/>
               <w:rPr>
-                <w:rFonts w:ascii="Tahoma" w:hAnsi="Tahoma" w:cs="Tahoma"/>
+                <w:rFonts w:cstheme="minorHAnsi"/>
                 <w:b/>
                 <w:sz w:val="2"/>
                 <w:u w:val="single"/>
@@ -3086,7 +2852,7 @@
             <w:pPr>
               <w:spacing w:after="0" w:line="240" w:lineRule="auto"/>
               <w:rPr>
-                <w:rFonts w:ascii="Tahoma" w:hAnsi="Tahoma" w:cs="Tahoma"/>
+                <w:rFonts w:cstheme="minorHAnsi"/>
                 <w:b/>
                 <w:sz w:val="10"/>
                 <w:u w:val="single"/>
@@ -3109,7 +2875,7 @@
             <w:pPr>
               <w:spacing w:after="0" w:line="240" w:lineRule="auto"/>
               <w:rPr>
-                <w:rFonts w:ascii="Tahoma" w:hAnsi="Tahoma" w:cs="Tahoma"/>
+                <w:rFonts w:cstheme="minorHAnsi"/>
                 <w:b/>
                 <w:sz w:val="10"/>
                 <w:u w:val="single"/>
@@ -3130,7 +2896,7 @@
             <w:pPr>
               <w:spacing w:after="0" w:line="240" w:lineRule="auto"/>
               <w:rPr>
-                <w:rFonts w:ascii="Tahoma" w:hAnsi="Tahoma" w:cs="Tahoma"/>
+                <w:rFonts w:cstheme="minorHAnsi"/>
                 <w:b/>
                 <w:sz w:val="10"/>
                 <w:u w:val="single"/>
@@ -3141,7 +2907,7 @@
       </w:tr>
       <w:tr>
         <w:trPr>
-          <w:trHeight w:val="121"/>
+          <w:trHeight w:val="122"/>
         </w:trPr>
         <w:tc>
           <w:tcPr>
@@ -3156,7 +2922,7 @@
             <w:pPr>
               <w:spacing w:after="0" w:line="240" w:lineRule="auto"/>
               <w:rPr>
-                <w:rFonts w:ascii="Tahoma" w:hAnsi="Tahoma" w:cs="Tahoma"/>
+                <w:rFonts w:cstheme="minorHAnsi"/>
                 <w:b/>
                 <w:sz w:val="10"/>
                 <w:u w:val="single"/>
@@ -3182,7 +2948,7 @@
               <w:spacing w:after="0" w:line="240" w:lineRule="auto"/>
               <w:jc w:val="center"/>
               <w:rPr>
-                <w:rFonts w:ascii="Tahoma" w:hAnsi="Tahoma" w:cs="Tahoma"/>
+                <w:rFonts w:cstheme="minorHAnsi"/>
                 <w:b/>
               </w:rPr>
             </w:pPr>
@@ -3204,7 +2970,7 @@
             <w:pPr>
               <w:spacing w:after="0" w:line="240" w:lineRule="auto"/>
               <w:rPr>
-                <w:rFonts w:ascii="Tahoma" w:hAnsi="Tahoma" w:cs="Tahoma"/>
+                <w:rFonts w:cstheme="minorHAnsi"/>
                 <w:b/>
                 <w:sz w:val="10"/>
                 <w:u w:val="single"/>
@@ -3230,7 +2996,7 @@
               <w:spacing w:after="0" w:line="240" w:lineRule="auto"/>
               <w:jc w:val="center"/>
               <w:rPr>
-                <w:rFonts w:ascii="Tahoma" w:hAnsi="Tahoma" w:cs="Tahoma"/>
+                <w:rFonts w:cstheme="minorHAnsi"/>
                 <w:b/>
               </w:rPr>
             </w:pPr>
@@ -3249,7 +3015,7 @@
             <w:pPr>
               <w:spacing w:after="0" w:line="240" w:lineRule="auto"/>
               <w:rPr>
-                <w:rFonts w:ascii="Tahoma" w:hAnsi="Tahoma" w:cs="Tahoma"/>
+                <w:rFonts w:cstheme="minorHAnsi"/>
                 <w:b/>
                 <w:sz w:val="10"/>
                 <w:u w:val="single"/>
@@ -3275,7 +3041,7 @@
             <w:pPr>
               <w:spacing w:after="0" w:line="240" w:lineRule="auto"/>
               <w:rPr>
-                <w:rFonts w:ascii="Tahoma" w:hAnsi="Tahoma" w:cs="Tahoma"/>
+                <w:rFonts w:cstheme="minorHAnsi"/>
                 <w:b/>
                 <w:u w:val="single"/>
               </w:rPr>
@@ -3303,7 +3069,7 @@
               <w:spacing w:after="0" w:line="240" w:lineRule="auto"/>
               <w:jc w:val="center"/>
               <w:rPr>
-                <w:rFonts w:ascii="Tahoma" w:hAnsi="Tahoma" w:cs="Tahoma"/>
+                <w:rFonts w:cstheme="minorHAnsi"/>
               </w:rPr>
             </w:pPr>
           </w:p>
@@ -3323,7 +3089,7 @@
             <w:pPr>
               <w:spacing w:after="0" w:line="240" w:lineRule="auto"/>
               <w:rPr>
-                <w:rFonts w:ascii="Tahoma" w:hAnsi="Tahoma" w:cs="Tahoma"/>
+                <w:rFonts w:cstheme="minorHAnsi"/>
                 <w:b/>
                 <w:u w:val="single"/>
               </w:rPr>
@@ -3346,7 +3112,7 @@
             <w:pPr>
               <w:spacing w:after="0" w:line="240" w:lineRule="auto"/>
               <w:rPr>
-                <w:rFonts w:ascii="Tahoma" w:hAnsi="Tahoma" w:cs="Tahoma"/>
+                <w:rFonts w:cstheme="minorHAnsi"/>
                 <w:b/>
                 <w:u w:val="single"/>
               </w:rPr>
@@ -3366,7 +3132,7 @@
             <w:pPr>
               <w:spacing w:after="0" w:line="240" w:lineRule="auto"/>
               <w:rPr>
-                <w:rFonts w:ascii="Tahoma" w:hAnsi="Tahoma" w:cs="Tahoma"/>
+                <w:rFonts w:cstheme="minorHAnsi"/>
                 <w:b/>
                 <w:u w:val="single"/>
               </w:rPr>
@@ -3391,7 +3157,7 @@
             <w:pPr>
               <w:spacing w:after="0" w:line="240" w:lineRule="auto"/>
               <w:rPr>
-                <w:rFonts w:ascii="Tahoma" w:hAnsi="Tahoma" w:cs="Tahoma"/>
+                <w:rFonts w:cstheme="minorHAnsi"/>
                 <w:b/>
                 <w:u w:val="single"/>
               </w:rPr>
@@ -3414,7 +3180,7 @@
             <w:pPr>
               <w:spacing w:after="0" w:line="240" w:lineRule="auto"/>
               <w:rPr>
-                <w:rFonts w:ascii="Tahoma" w:hAnsi="Tahoma" w:cs="Tahoma"/>
+                <w:rFonts w:cstheme="minorHAnsi"/>
                 <w:b/>
                 <w:u w:val="single"/>
               </w:rPr>
@@ -3436,7 +3202,7 @@
             <w:pPr>
               <w:spacing w:after="0" w:line="240" w:lineRule="auto"/>
               <w:rPr>
-                <w:rFonts w:ascii="Tahoma" w:hAnsi="Tahoma" w:cs="Tahoma"/>
+                <w:rFonts w:cstheme="minorHAnsi"/>
                 <w:b/>
                 <w:u w:val="single"/>
               </w:rPr>
@@ -3459,7 +3225,7 @@
             <w:pPr>
               <w:spacing w:after="0" w:line="240" w:lineRule="auto"/>
               <w:rPr>
-                <w:rFonts w:ascii="Tahoma" w:hAnsi="Tahoma" w:cs="Tahoma"/>
+                <w:rFonts w:cstheme="minorHAnsi"/>
                 <w:b/>
                 <w:u w:val="single"/>
               </w:rPr>
@@ -3479,7 +3245,7 @@
             <w:pPr>
               <w:spacing w:after="0" w:line="240" w:lineRule="auto"/>
               <w:rPr>
-                <w:rFonts w:ascii="Tahoma" w:hAnsi="Tahoma" w:cs="Tahoma"/>
+                <w:rFonts w:cstheme="minorHAnsi"/>
                 <w:b/>
                 <w:u w:val="single"/>
               </w:rPr>
@@ -3504,7 +3270,7 @@
             <w:pPr>
               <w:spacing w:after="0" w:line="240" w:lineRule="auto"/>
               <w:rPr>
-                <w:rFonts w:ascii="Tahoma" w:hAnsi="Tahoma" w:cs="Tahoma"/>
+                <w:rFonts w:cstheme="minorHAnsi"/>
                 <w:b/>
                 <w:u w:val="single"/>
               </w:rPr>
@@ -3527,7 +3293,7 @@
             <w:pPr>
               <w:spacing w:after="0" w:line="240" w:lineRule="auto"/>
               <w:rPr>
-                <w:rFonts w:ascii="Tahoma" w:hAnsi="Tahoma" w:cs="Tahoma"/>
+                <w:rFonts w:cstheme="minorHAnsi"/>
                 <w:b/>
                 <w:u w:val="single"/>
               </w:rPr>
@@ -3549,7 +3315,7 @@
             <w:pPr>
               <w:spacing w:after="0" w:line="240" w:lineRule="auto"/>
               <w:rPr>
-                <w:rFonts w:ascii="Tahoma" w:hAnsi="Tahoma" w:cs="Tahoma"/>
+                <w:rFonts w:cstheme="minorHAnsi"/>
                 <w:b/>
                 <w:u w:val="single"/>
               </w:rPr>
@@ -3572,7 +3338,7 @@
             <w:pPr>
               <w:spacing w:after="0" w:line="240" w:lineRule="auto"/>
               <w:rPr>
-                <w:rFonts w:ascii="Tahoma" w:hAnsi="Tahoma" w:cs="Tahoma"/>
+                <w:rFonts w:cstheme="minorHAnsi"/>
                 <w:b/>
                 <w:u w:val="single"/>
               </w:rPr>
@@ -3592,7 +3358,7 @@
             <w:pPr>
               <w:spacing w:after="0" w:line="240" w:lineRule="auto"/>
               <w:rPr>
-                <w:rFonts w:ascii="Tahoma" w:hAnsi="Tahoma" w:cs="Tahoma"/>
+                <w:rFonts w:cstheme="minorHAnsi"/>
                 <w:b/>
                 <w:u w:val="single"/>
               </w:rPr>
@@ -3618,7 +3384,7 @@
             <w:pPr>
               <w:spacing w:after="0" w:line="240" w:lineRule="auto"/>
               <w:rPr>
-                <w:rFonts w:ascii="Tahoma" w:hAnsi="Tahoma" w:cs="Tahoma"/>
+                <w:rFonts w:cstheme="minorHAnsi"/>
                 <w:b/>
                 <w:sz w:val="20"/>
                 <w:u w:val="single"/>
@@ -3641,7 +3407,7 @@
             <w:pPr>
               <w:spacing w:after="0" w:line="240" w:lineRule="auto"/>
               <w:rPr>
-                <w:rFonts w:ascii="Tahoma" w:hAnsi="Tahoma" w:cs="Tahoma"/>
+                <w:rFonts w:cstheme="minorHAnsi"/>
                 <w:b/>
                 <w:sz w:val="18"/>
                 <w:u w:val="single"/>
@@ -3664,7 +3430,7 @@
             <w:pPr>
               <w:spacing w:after="0" w:line="240" w:lineRule="auto"/>
               <w:rPr>
-                <w:rFonts w:ascii="Tahoma" w:hAnsi="Tahoma" w:cs="Tahoma"/>
+                <w:rFonts w:cstheme="minorHAnsi"/>
                 <w:b/>
                 <w:u w:val="single"/>
               </w:rPr>
@@ -3686,7 +3452,7 @@
             <w:pPr>
               <w:spacing w:after="0" w:line="240" w:lineRule="auto"/>
               <w:rPr>
-                <w:rFonts w:ascii="Tahoma" w:hAnsi="Tahoma" w:cs="Tahoma"/>
+                <w:rFonts w:cstheme="minorHAnsi"/>
                 <w:b/>
                 <w:u w:val="single"/>
               </w:rPr>
@@ -3706,7 +3472,7 @@
             <w:pPr>
               <w:spacing w:after="0" w:line="240" w:lineRule="auto"/>
               <w:rPr>
-                <w:rFonts w:ascii="Tahoma" w:hAnsi="Tahoma" w:cs="Tahoma"/>
+                <w:rFonts w:cstheme="minorHAnsi"/>
                 <w:b/>
                 <w:u w:val="single"/>
               </w:rPr>
@@ -3731,7 +3497,7 @@
             <w:pPr>
               <w:spacing w:after="0" w:line="240" w:lineRule="auto"/>
               <w:rPr>
-                <w:rFonts w:ascii="Tahoma" w:hAnsi="Tahoma" w:cs="Tahoma"/>
+                <w:rFonts w:cstheme="minorHAnsi"/>
                 <w:b/>
                 <w:u w:val="single"/>
               </w:rPr>
@@ -3753,7 +3519,7 @@
             <w:pPr>
               <w:spacing w:after="0" w:line="240" w:lineRule="auto"/>
               <w:rPr>
-                <w:rFonts w:ascii="Tahoma" w:hAnsi="Tahoma" w:cs="Tahoma"/>
+                <w:rFonts w:cstheme="minorHAnsi"/>
                 <w:b/>
               </w:rPr>
             </w:pPr>
@@ -3795,7 +3561,7 @@
             <w:pPr>
               <w:spacing w:after="0" w:line="240" w:lineRule="auto"/>
               <w:rPr>
-                <w:rFonts w:ascii="Tahoma" w:hAnsi="Tahoma" w:cs="Tahoma"/>
+                <w:rFonts w:cstheme="minorHAnsi"/>
                 <w:b/>
                 <w:u w:val="single"/>
               </w:rPr>
@@ -3817,7 +3583,7 @@
             <w:pPr>
               <w:spacing w:after="0" w:line="240" w:lineRule="auto"/>
               <w:rPr>
-                <w:rFonts w:ascii="Tahoma" w:hAnsi="Tahoma" w:cs="Tahoma"/>
+                <w:rFonts w:cstheme="minorHAnsi"/>
                 <w:b/>
                 <w:u w:val="single"/>
               </w:rPr>
@@ -3841,7 +3607,7 @@
               <w:spacing w:after="0" w:line="240" w:lineRule="auto"/>
               <w:jc w:val="center"/>
               <w:rPr>
-                <w:rFonts w:ascii="Tahoma" w:hAnsi="Tahoma" w:cs="Tahoma"/>
+                <w:rFonts w:cstheme="minorHAnsi"/>
                 <w:b/>
                 <w:u w:val="single"/>
               </w:rPr>
@@ -3865,7 +3631,7 @@
               <w:spacing w:after="0" w:line="240" w:lineRule="auto"/>
               <w:jc w:val="center"/>
               <w:rPr>
-                <w:rFonts w:ascii="Tahoma" w:hAnsi="Tahoma" w:cs="Tahoma"/>
+                <w:rFonts w:cstheme="minorHAnsi"/>
                 <w:b/>
                 <w:u w:val="single"/>
               </w:rPr>
@@ -3887,7 +3653,7 @@
             <w:pPr>
               <w:spacing w:after="0" w:line="240" w:lineRule="auto"/>
               <w:rPr>
-                <w:rFonts w:ascii="Tahoma" w:hAnsi="Tahoma" w:cs="Tahoma"/>
+                <w:rFonts w:cstheme="minorHAnsi"/>
                 <w:b/>
                 <w:u w:val="single"/>
               </w:rPr>
@@ -3907,7 +3673,7 @@
             <w:pPr>
               <w:spacing w:after="0" w:line="240" w:lineRule="auto"/>
               <w:rPr>
-                <w:rFonts w:ascii="Tahoma" w:hAnsi="Tahoma" w:cs="Tahoma"/>
+                <w:rFonts w:cstheme="minorHAnsi"/>
                 <w:b/>
                 <w:u w:val="single"/>
               </w:rPr>
@@ -3932,7 +3698,7 @@
             <w:pPr>
               <w:spacing w:after="0" w:line="240" w:lineRule="auto"/>
               <w:rPr>
-                <w:rFonts w:ascii="Tahoma" w:hAnsi="Tahoma" w:cs="Tahoma"/>
+                <w:rFonts w:cstheme="minorHAnsi"/>
                 <w:b/>
                 <w:sz w:val="16"/>
                 <w:u w:val="single"/>
@@ -3955,7 +3721,7 @@
             <w:pPr>
               <w:spacing w:after="0" w:line="240" w:lineRule="auto"/>
               <w:rPr>
-                <w:rFonts w:ascii="Tahoma" w:hAnsi="Tahoma" w:cs="Tahoma"/>
+                <w:rFonts w:cstheme="minorHAnsi"/>
                 <w:b/>
                 <w:sz w:val="2"/>
                 <w:u w:val="single"/>
@@ -3999,7 +3765,7 @@
             <w:pPr>
               <w:spacing w:after="0" w:line="240" w:lineRule="auto"/>
               <w:rPr>
-                <w:rFonts w:ascii="Tahoma" w:hAnsi="Tahoma" w:cs="Tahoma"/>
+                <w:rFonts w:cstheme="minorHAnsi"/>
                 <w:b/>
                 <w:u w:val="single"/>
               </w:rPr>
@@ -4021,7 +3787,7 @@
             <w:pPr>
               <w:spacing w:after="0" w:line="240" w:lineRule="auto"/>
               <w:rPr>
-                <w:rFonts w:ascii="Tahoma" w:hAnsi="Tahoma" w:cs="Tahoma"/>
+                <w:rFonts w:cstheme="minorHAnsi"/>
                 <w:b/>
                 <w:u w:val="single"/>
               </w:rPr>
@@ -4044,7 +3810,7 @@
               <w:spacing w:after="0" w:line="240" w:lineRule="auto"/>
               <w:jc w:val="center"/>
               <w:rPr>
-                <w:rFonts w:ascii="Tahoma" w:hAnsi="Tahoma" w:cs="Tahoma"/>
+                <w:rFonts w:cstheme="minorHAnsi"/>
                 <w:b/>
               </w:rPr>
             </w:pPr>
@@ -4067,7 +3833,7 @@
               <w:spacing w:after="0" w:line="240" w:lineRule="auto"/>
               <w:jc w:val="center"/>
               <w:rPr>
-                <w:rFonts w:ascii="Tahoma" w:hAnsi="Tahoma" w:cs="Tahoma"/>
+                <w:rFonts w:cstheme="minorHAnsi"/>
                 <w:b/>
                 <w:u w:val="single"/>
               </w:rPr>
@@ -4090,7 +3856,7 @@
               <w:spacing w:after="0" w:line="240" w:lineRule="auto"/>
               <w:jc w:val="center"/>
               <w:rPr>
-                <w:rFonts w:ascii="Tahoma" w:hAnsi="Tahoma" w:cs="Tahoma"/>
+                <w:rFonts w:cstheme="minorHAnsi"/>
                 <w:b/>
                 <w:u w:val="single"/>
               </w:rPr>
@@ -4114,7 +3880,7 @@
               <w:spacing w:after="0" w:line="240" w:lineRule="auto"/>
               <w:jc w:val="center"/>
               <w:rPr>
-                <w:rFonts w:ascii="Tahoma" w:hAnsi="Tahoma" w:cs="Tahoma"/>
+                <w:rFonts w:cstheme="minorHAnsi"/>
                 <w:b/>
                 <w:u w:val="single"/>
               </w:rPr>
@@ -4137,7 +3903,7 @@
               <w:spacing w:after="0" w:line="240" w:lineRule="auto"/>
               <w:jc w:val="center"/>
               <w:rPr>
-                <w:rFonts w:ascii="Tahoma" w:hAnsi="Tahoma" w:cs="Tahoma"/>
+                <w:rFonts w:cstheme="minorHAnsi"/>
                 <w:b/>
                 <w:u w:val="single"/>
               </w:rPr>
@@ -4159,7 +3925,7 @@
             <w:pPr>
               <w:spacing w:after="0" w:line="240" w:lineRule="auto"/>
               <w:rPr>
-                <w:rFonts w:ascii="Tahoma" w:hAnsi="Tahoma" w:cs="Tahoma"/>
+                <w:rFonts w:cstheme="minorHAnsi"/>
                 <w:b/>
                 <w:u w:val="single"/>
               </w:rPr>
@@ -4179,7 +3945,7 @@
             <w:pPr>
               <w:spacing w:after="0" w:line="240" w:lineRule="auto"/>
               <w:rPr>
-                <w:rFonts w:ascii="Tahoma" w:hAnsi="Tahoma" w:cs="Tahoma"/>
+                <w:rFonts w:cstheme="minorHAnsi"/>
                 <w:b/>
                 <w:u w:val="single"/>
               </w:rPr>
@@ -4204,7 +3970,7 @@
             <w:pPr>
               <w:spacing w:after="0" w:line="240" w:lineRule="auto"/>
               <w:rPr>
-                <w:rFonts w:ascii="Tahoma" w:hAnsi="Tahoma" w:cs="Tahoma"/>
+                <w:rFonts w:cstheme="minorHAnsi"/>
                 <w:b/>
                 <w:u w:val="single"/>
               </w:rPr>
@@ -4226,7 +3992,7 @@
             <w:pPr>
               <w:spacing w:after="0" w:line="240" w:lineRule="auto"/>
               <w:rPr>
-                <w:rFonts w:ascii="Tahoma" w:hAnsi="Tahoma" w:cs="Tahoma"/>
+                <w:rFonts w:cstheme="minorHAnsi"/>
                 <w:b/>
               </w:rPr>
             </w:pPr>
@@ -4268,7 +4034,7 @@
             <w:pPr>
               <w:spacing w:after="0" w:line="240" w:lineRule="auto"/>
               <w:rPr>
-                <w:rFonts w:ascii="Tahoma" w:hAnsi="Tahoma" w:cs="Tahoma"/>
+                <w:rFonts w:cstheme="minorHAnsi"/>
                 <w:b/>
                 <w:u w:val="single"/>
               </w:rPr>
@@ -4290,7 +4056,7 @@
             <w:pPr>
               <w:spacing w:after="0" w:line="240" w:lineRule="auto"/>
               <w:rPr>
-                <w:rFonts w:ascii="Tahoma" w:hAnsi="Tahoma" w:cs="Tahoma"/>
+                <w:rFonts w:cstheme="minorHAnsi"/>
                 <w:b/>
                 <w:u w:val="single"/>
               </w:rPr>
@@ -4313,7 +4079,7 @@
               <w:spacing w:after="0" w:line="240" w:lineRule="auto"/>
               <w:jc w:val="center"/>
               <w:rPr>
-                <w:rFonts w:ascii="Tahoma" w:hAnsi="Tahoma" w:cs="Tahoma"/>
+                <w:rFonts w:cstheme="minorHAnsi"/>
                 <w:sz w:val="20"/>
                 <w:szCs w:val="20"/>
               </w:rPr>
@@ -4337,7 +4103,7 @@
               <w:spacing w:after="0" w:line="240" w:lineRule="auto"/>
               <w:jc w:val="center"/>
               <w:rPr>
-                <w:rFonts w:ascii="Tahoma" w:hAnsi="Tahoma" w:cs="Tahoma"/>
+                <w:rFonts w:cstheme="minorHAnsi"/>
                 <w:sz w:val="20"/>
                 <w:szCs w:val="20"/>
               </w:rPr>
@@ -4360,7 +4126,7 @@
               <w:spacing w:after="0" w:line="240" w:lineRule="auto"/>
               <w:jc w:val="center"/>
               <w:rPr>
-                <w:rFonts w:ascii="Tahoma" w:hAnsi="Tahoma" w:cs="Tahoma"/>
+                <w:rFonts w:cstheme="minorHAnsi"/>
                 <w:sz w:val="20"/>
                 <w:szCs w:val="20"/>
               </w:rPr>
@@ -4384,7 +4150,7 @@
               <w:spacing w:after="0" w:line="240" w:lineRule="auto"/>
               <w:jc w:val="center"/>
               <w:rPr>
-                <w:rFonts w:ascii="Tahoma" w:hAnsi="Tahoma" w:cs="Tahoma"/>
+                <w:rFonts w:cstheme="minorHAnsi"/>
                 <w:sz w:val="20"/>
                 <w:szCs w:val="20"/>
               </w:rPr>
@@ -4407,7 +4173,7 @@
               <w:spacing w:after="0" w:line="240" w:lineRule="auto"/>
               <w:jc w:val="center"/>
               <w:rPr>
-                <w:rFonts w:ascii="Tahoma" w:hAnsi="Tahoma" w:cs="Tahoma"/>
+                <w:rFonts w:cstheme="minorHAnsi"/>
                 <w:sz w:val="18"/>
                 <w:szCs w:val="18"/>
               </w:rPr>
@@ -4429,7 +4195,7 @@
             <w:pPr>
               <w:spacing w:after="0" w:line="240" w:lineRule="auto"/>
               <w:rPr>
-                <w:rFonts w:ascii="Tahoma" w:hAnsi="Tahoma" w:cs="Tahoma"/>
+                <w:rFonts w:cstheme="minorHAnsi"/>
                 <w:b/>
                 <w:u w:val="single"/>
               </w:rPr>
@@ -4449,7 +4215,7 @@
             <w:pPr>
               <w:spacing w:after="0" w:line="240" w:lineRule="auto"/>
               <w:rPr>
-                <w:rFonts w:ascii="Tahoma" w:hAnsi="Tahoma" w:cs="Tahoma"/>
+                <w:rFonts w:cstheme="minorHAnsi"/>
                 <w:b/>
                 <w:u w:val="single"/>
               </w:rPr>
@@ -4474,7 +4240,7 @@
             <w:pPr>
               <w:spacing w:after="0" w:line="240" w:lineRule="auto"/>
               <w:rPr>
-                <w:rFonts w:ascii="Tahoma" w:hAnsi="Tahoma" w:cs="Tahoma"/>
+                <w:rFonts w:cstheme="minorHAnsi"/>
                 <w:b/>
                 <w:u w:val="single"/>
               </w:rPr>
@@ -4496,7 +4262,7 @@
             <w:pPr>
               <w:spacing w:after="0" w:line="240" w:lineRule="auto"/>
               <w:rPr>
-                <w:rFonts w:ascii="Tahoma" w:hAnsi="Tahoma" w:cs="Tahoma"/>
+                <w:rFonts w:cstheme="minorHAnsi"/>
                 <w:b/>
               </w:rPr>
             </w:pPr>
@@ -4538,7 +4304,7 @@
             <w:pPr>
               <w:spacing w:after="0" w:line="240" w:lineRule="auto"/>
               <w:rPr>
-                <w:rFonts w:ascii="Tahoma" w:hAnsi="Tahoma" w:cs="Tahoma"/>
+                <w:rFonts w:cstheme="minorHAnsi"/>
                 <w:b/>
                 <w:u w:val="single"/>
               </w:rPr>
@@ -4560,7 +4326,7 @@
             <w:pPr>
               <w:spacing w:after="0" w:line="240" w:lineRule="auto"/>
               <w:rPr>
-                <w:rFonts w:ascii="Tahoma" w:hAnsi="Tahoma" w:cs="Tahoma"/>
+                <w:rFonts w:cstheme="minorHAnsi"/>
                 <w:b/>
                 <w:u w:val="single"/>
               </w:rPr>
@@ -4583,7 +4349,7 @@
               <w:spacing w:after="0" w:line="240" w:lineRule="auto"/>
               <w:jc w:val="center"/>
               <w:rPr>
-                <w:rFonts w:ascii="Tahoma" w:hAnsi="Tahoma" w:cs="Tahoma"/>
+                <w:rFonts w:cstheme="minorHAnsi"/>
                 <w:sz w:val="20"/>
                 <w:szCs w:val="20"/>
               </w:rPr>
@@ -4607,7 +4373,7 @@
               <w:spacing w:after="0" w:line="240" w:lineRule="auto"/>
               <w:jc w:val="center"/>
               <w:rPr>
-                <w:rFonts w:ascii="Tahoma" w:hAnsi="Tahoma" w:cs="Tahoma"/>
+                <w:rFonts w:cstheme="minorHAnsi"/>
                 <w:sz w:val="20"/>
                 <w:szCs w:val="20"/>
               </w:rPr>
@@ -4630,7 +4396,7 @@
               <w:spacing w:after="0" w:line="240" w:lineRule="auto"/>
               <w:jc w:val="center"/>
               <w:rPr>
-                <w:rFonts w:ascii="Tahoma" w:hAnsi="Tahoma" w:cs="Tahoma"/>
+                <w:rFonts w:cstheme="minorHAnsi"/>
                 <w:sz w:val="20"/>
                 <w:szCs w:val="20"/>
               </w:rPr>
@@ -4654,7 +4420,7 @@
               <w:spacing w:after="0" w:line="240" w:lineRule="auto"/>
               <w:jc w:val="center"/>
               <w:rPr>
-                <w:rFonts w:ascii="Tahoma" w:hAnsi="Tahoma" w:cs="Tahoma"/>
+                <w:rFonts w:cstheme="minorHAnsi"/>
                 <w:sz w:val="20"/>
                 <w:szCs w:val="20"/>
               </w:rPr>
@@ -4677,7 +4443,7 @@
               <w:spacing w:after="0" w:line="240" w:lineRule="auto"/>
               <w:jc w:val="center"/>
               <w:rPr>
-                <w:rFonts w:ascii="Tahoma" w:hAnsi="Tahoma" w:cs="Tahoma"/>
+                <w:rFonts w:cstheme="minorHAnsi"/>
                 <w:sz w:val="18"/>
                 <w:szCs w:val="18"/>
               </w:rPr>
@@ -4699,7 +4465,7 @@
             <w:pPr>
               <w:spacing w:after="0" w:line="240" w:lineRule="auto"/>
               <w:rPr>
-                <w:rFonts w:ascii="Tahoma" w:hAnsi="Tahoma" w:cs="Tahoma"/>
+                <w:rFonts w:cstheme="minorHAnsi"/>
                 <w:b/>
                 <w:u w:val="single"/>
               </w:rPr>
@@ -4719,7 +4485,7 @@
             <w:pPr>
               <w:spacing w:after="0" w:line="240" w:lineRule="auto"/>
               <w:rPr>
-                <w:rFonts w:ascii="Tahoma" w:hAnsi="Tahoma" w:cs="Tahoma"/>
+                <w:rFonts w:cstheme="minorHAnsi"/>
                 <w:b/>
                 <w:u w:val="single"/>
               </w:rPr>
@@ -4744,7 +4510,7 @@
             <w:pPr>
               <w:spacing w:after="0" w:line="240" w:lineRule="auto"/>
               <w:rPr>
-                <w:rFonts w:ascii="Tahoma" w:hAnsi="Tahoma" w:cs="Tahoma"/>
+                <w:rFonts w:cstheme="minorHAnsi"/>
                 <w:b/>
                 <w:u w:val="single"/>
               </w:rPr>
@@ -4766,7 +4532,7 @@
             <w:pPr>
               <w:spacing w:after="0" w:line="240" w:lineRule="auto"/>
               <w:rPr>
-                <w:rFonts w:ascii="Tahoma" w:hAnsi="Tahoma" w:cs="Tahoma"/>
+                <w:rFonts w:cstheme="minorHAnsi"/>
                 <w:b/>
                 <w:u w:val="single"/>
               </w:rPr>
@@ -4788,7 +4554,7 @@
             <w:pPr>
               <w:spacing w:after="0" w:line="240" w:lineRule="auto"/>
               <w:rPr>
-                <w:rFonts w:ascii="Tahoma" w:hAnsi="Tahoma" w:cs="Tahoma"/>
+                <w:rFonts w:cstheme="minorHAnsi"/>
                 <w:b/>
                 <w:u w:val="single"/>
               </w:rPr>
@@ -4810,7 +4576,7 @@
             <w:pPr>
               <w:spacing w:after="0" w:line="240" w:lineRule="auto"/>
               <w:rPr>
-                <w:rFonts w:ascii="Tahoma" w:hAnsi="Tahoma" w:cs="Tahoma"/>
+                <w:rFonts w:cstheme="minorHAnsi"/>
                 <w:b/>
                 <w:u w:val="single"/>
               </w:rPr>
@@ -4832,7 +4598,7 @@
             <w:pPr>
               <w:spacing w:after="0" w:line="240" w:lineRule="auto"/>
               <w:rPr>
-                <w:rFonts w:ascii="Tahoma" w:hAnsi="Tahoma" w:cs="Tahoma"/>
+                <w:rFonts w:cstheme="minorHAnsi"/>
                 <w:b/>
                 <w:u w:val="single"/>
               </w:rPr>
@@ -4852,7 +4618,7 @@
             <w:pPr>
               <w:spacing w:after="0" w:line="240" w:lineRule="auto"/>
               <w:rPr>
-                <w:rFonts w:ascii="Tahoma" w:hAnsi="Tahoma" w:cs="Tahoma"/>
+                <w:rFonts w:cstheme="minorHAnsi"/>
                 <w:b/>
                 <w:u w:val="single"/>
               </w:rPr>
@@ -4877,7 +4643,7 @@
             <w:pPr>
               <w:spacing w:after="0" w:line="240" w:lineRule="auto"/>
               <w:rPr>
-                <w:rFonts w:ascii="Tahoma" w:hAnsi="Tahoma" w:cs="Tahoma"/>
+                <w:rFonts w:cstheme="minorHAnsi"/>
                 <w:b/>
                 <w:sz w:val="10"/>
                 <w:u w:val="single"/>
@@ -4900,7 +4666,7 @@
             <w:pPr>
               <w:spacing w:after="0" w:line="240" w:lineRule="auto"/>
               <w:rPr>
-                <w:rFonts w:ascii="Tahoma" w:hAnsi="Tahoma" w:cs="Tahoma"/>
+                <w:rFonts w:cstheme="minorHAnsi"/>
                 <w:b/>
                 <w:sz w:val="10"/>
                 <w:u w:val="single"/>
@@ -4923,7 +4689,7 @@
             <w:pPr>
               <w:spacing w:after="0" w:line="240" w:lineRule="auto"/>
               <w:rPr>
-                <w:rFonts w:ascii="Tahoma" w:hAnsi="Tahoma" w:cs="Tahoma"/>
+                <w:rFonts w:cstheme="minorHAnsi"/>
                 <w:b/>
                 <w:sz w:val="10"/>
                 <w:u w:val="single"/>
@@ -4946,7 +4712,7 @@
             <w:pPr>
               <w:spacing w:after="0" w:line="240" w:lineRule="auto"/>
               <w:rPr>
-                <w:rFonts w:ascii="Tahoma" w:hAnsi="Tahoma" w:cs="Tahoma"/>
+                <w:rFonts w:cstheme="minorHAnsi"/>
                 <w:b/>
                 <w:sz w:val="10"/>
                 <w:u w:val="single"/>
@@ -4967,7 +4733,7 @@
             <w:pPr>
               <w:spacing w:after="0" w:line="240" w:lineRule="auto"/>
               <w:rPr>
-                <w:rFonts w:ascii="Tahoma" w:hAnsi="Tahoma" w:cs="Tahoma"/>
+                <w:rFonts w:cstheme="minorHAnsi"/>
                 <w:b/>
                 <w:sz w:val="10"/>
                 <w:u w:val="single"/>
@@ -4993,12 +4759,15 @@
           <w:p>
             <w:pPr>
               <w:ind w:left="139"/>
-            </w:pPr>
-            <w:r>
-              <w:t>Analysis &amp; Recommendations</w:t>
-            </w:r>
-            <w:r>
-              <w:t>:</w:t>
+              <w:rPr>
+                <w:rFonts w:cstheme="minorHAnsi"/>
+              </w:rPr>
+            </w:pPr>
+            <w:r>
+              <w:rPr>
+                <w:rFonts w:cstheme="minorHAnsi"/>
+              </w:rPr>
+              <w:t>Analysis &amp; Recommendations:</w:t>
             </w:r>
           </w:p>
         </w:tc>
@@ -5025,7 +4794,7 @@
               <w:ind w:left="146" w:right="141"/>
               <w:jc w:val="both"/>
               <w:rPr>
-                <w:rFonts w:ascii="Calibri,Bold" w:hAnsi="Calibri,Bold" w:cs="Calibri,Bold"/>
+                <w:rFonts w:cstheme="minorHAnsi"/>
                 <w:b/>
                 <w:bCs/>
                 <w:lang w:eastAsia="en-MY"/>
@@ -5033,25 +4802,28 @@
             </w:pPr>
             <w:r>
               <w:rPr>
+                <w:rFonts w:cstheme="minorHAnsi"/>
                 <w:b/>
                 <w:i/>
               </w:rPr>
-              <w:lastRenderedPageBreak/>
               <w:t xml:space="preserve">Analysis: </w:t>
             </w:r>
             <w:r>
-              <w:t xml:space="preserve"> </w:t>
-            </w:r>
-            <w:r>
-              <w:t xml:space="preserve">Please refer </w:t>
-            </w:r>
-            <w:r>
-              <w:t xml:space="preserve">to </w:t>
-            </w:r>
-            <w:r>
-              <w:t>the following page</w:t>
-            </w:r>
-            <w:r>
+              <w:rPr>
+                <w:rFonts w:cstheme="minorHAnsi"/>
+              </w:rPr>
+              <w:t xml:space="preserve"> Please refer to the following page</w:t>
+            </w:r>
+            <w:r>
+              <w:rPr>
+                <w:rFonts w:cstheme="minorHAnsi"/>
+              </w:rPr>
+              <w:t xml:space="preserve"> for detail defect</w:t>
+            </w:r>
+            <w:r>
+              <w:rPr>
+                <w:rFonts w:cstheme="minorHAnsi"/>
+              </w:rPr>
               <w:t>.</w:t>
             </w:r>
           </w:p>
@@ -5075,29 +4847,45 @@
             <w:pPr>
               <w:ind w:left="146" w:right="141"/>
               <w:jc w:val="both"/>
-            </w:pPr>
-            <w:r>
-              <w:rPr>
-                <w:rFonts w:cs="Tahoma"/>
+              <w:rPr>
+                <w:rFonts w:cstheme="minorHAnsi"/>
+              </w:rPr>
+            </w:pPr>
+            <w:r>
+              <w:rPr>
+                <w:rFonts w:cstheme="minorHAnsi"/>
                 <w:b/>
                 <w:i/>
                 <w:noProof/>
                 <w:lang w:val="en-US"/>
               </w:rPr>
+              <w:lastRenderedPageBreak/>
               <w:t>Recommendation:</w:t>
             </w:r>
             <w:r>
               <w:rPr>
-                <w:rFonts w:cs="Tahoma"/>
+                <w:rFonts w:cstheme="minorHAnsi"/>
                 <w:noProof/>
                 <w:lang w:val="en-US"/>
               </w:rPr>
               <w:t xml:space="preserve"> </w:t>
             </w:r>
             <w:r>
+              <w:rPr>
+                <w:rFonts w:cstheme="minorHAnsi"/>
+              </w:rPr>
               <w:t>Please refer to the following page</w:t>
             </w:r>
             <w:r>
+              <w:rPr>
+                <w:rFonts w:cstheme="minorHAnsi"/>
+              </w:rPr>
+              <w:t xml:space="preserve"> for detail defect</w:t>
+            </w:r>
+            <w:r>
+              <w:rPr>
+                <w:rFonts w:cstheme="minorHAnsi"/>
+              </w:rPr>
               <w:t>.</w:t>
             </w:r>
           </w:p>
@@ -5110,6 +4898,9 @@
     <w:p>
       <w:pPr>
         <w:pStyle w:val="NoSpacing"/>
+        <w:rPr>
+          <w:rFonts w:cstheme="minorHAnsi"/>
+        </w:rPr>
       </w:pPr>
     </w:p>
     <w:sectPr>
